--- a/Backend Progress Tracker.docx
+++ b/Backend Progress Tracker.docx
@@ -1,10 +1,66 @@
 
 <file path=word/document.xml><?xml version="1.0" encoding="utf-8"?>
-<w:document xmlns:wpc="http://schemas.microsoft.com/office/word/2010/wordprocessingCanvas" xmlns:cx="http://schemas.microsoft.com/office/drawing/2014/chartex" xmlns:cx1="http://schemas.microsoft.com/office/drawing/2015/9/8/chartex" xmlns:cx2="http://schemas.microsoft.com/office/drawing/2015/10/21/chartex" xmlns:cx3="http://schemas.microsoft.com/office/drawing/2016/5/9/chartex" xmlns:cx4="http://schemas.microsoft.com/office/drawing/2016/5/10/chartex" xmlns:cx5="http://schemas.microsoft.com/office/drawing/2016/5/11/chartex" xmlns:cx6="http://schemas.microsoft.com/office/drawing/2016/5/12/chartex" xmlns:cx7="http://schemas.microsoft.com/office/drawing/2016/5/13/chartex" xmlns:cx8="http://schemas.microsoft.com/office/drawing/2016/5/14/chartex" xmlns:mc="http://schemas.openxmlformats.org/markup-compatibility/2006" xmlns:aink="http://schemas.microsoft.com/office/drawing/2016/ink" xmlns:am3d="http://schemas.microsoft.com/office/drawing/2017/model3d" xmlns:o="urn:schemas-microsoft-com:office:office" xmlns:oel="http://schemas.microsoft.com/office/2019/extlst" xmlns:r="http://schemas.openxmlformats.org/officeDocument/2006/relationships" xmlns:m="http://schemas.openxmlformats.org/officeDocument/2006/math" xmlns:v="urn:schemas-microsoft-com:vml" xmlns:wp14="http://schemas.microsoft.com/office/word/2010/wordprocessingDrawing" xmlns:wp="http://schemas.openxmlformats.org/drawingml/2006/wordprocessingDrawing" xmlns:w10="urn:schemas-microsoft-com:office:word" xmlns:w="http://schemas.openxmlformats.org/wordprocessingml/2006/main" xmlns:w14="http://schemas.microsoft.com/office/word/2010/wordml" xmlns:w15="http://schemas.microsoft.com/office/word/2012/wordml" xmlns:w16cei="http://schemas.microsoft.com/office/word/2026/wordml/cei" xmlns:w16cex="http://schemas.microsoft.com/office/word/2018/wordml/cex" xmlns:w16cid="http://schemas.microsoft.com/office/word/2016/wordml/cid" xmlns:w16="http://schemas.microsoft.com/office/word/2018/wordml" xmlns:w16du="http://schemas.microsoft.com/office/word/2023/wordml/word16du" xmlns:w16sdtdh="http://schemas.microsoft.com/office/word/2020/wordml/sdtdatahash" xmlns:w16sdtfl="http://schemas.microsoft.com/office/word/2024/wordml/sdtformatlock" xmlns:w16se="http://schemas.microsoft.com/office/word/2015/wordml/symex" xmlns:wpg="http://schemas.microsoft.com/office/word/2010/wordprocessingGroup" xmlns:wpi="http://schemas.microsoft.com/office/word/2010/wordprocessingInk" xmlns:wne="http://schemas.microsoft.com/office/word/2006/wordml" xmlns:wps="http://schemas.microsoft.com/office/word/2010/wordprocessingShape" mc:Ignorable="w14 w15 w16se w16cid w16 w16cex w16sdtdh w16sdtfl w16du wp14">
+<w:document xmlns:wpc="http://schemas.microsoft.com/office/word/2010/wordprocessingCanvas" xmlns:cx="http://schemas.microsoft.com/office/drawing/2014/chartex" xmlns:cx1="http://schemas.microsoft.com/office/drawing/2015/9/8/chartex" xmlns:cx2="http://schemas.microsoft.com/office/drawing/2015/10/21/chartex" xmlns:cx3="http://schemas.microsoft.com/office/drawing/2016/5/9/chartex" xmlns:cx4="http://schemas.microsoft.com/office/drawing/2016/5/10/chartex" xmlns:cx5="http://schemas.microsoft.com/office/drawing/2016/5/11/chartex" xmlns:cx6="http://schemas.microsoft.com/office/drawing/2016/5/12/chartex" xmlns:cx7="http://schemas.microsoft.com/office/drawing/2016/5/13/chartex" xmlns:cx8="http://schemas.microsoft.com/office/drawing/2016/5/14/chartex" xmlns:mc="http://schemas.openxmlformats.org/markup-compatibility/2006" xmlns:aink="http://schemas.microsoft.com/office/drawing/2016/ink" xmlns:am3d="http://schemas.microsoft.com/office/drawing/2017/model3d" xmlns:o="urn:schemas-microsoft-com:office:office" xmlns:oel="http://schemas.microsoft.com/office/2019/extlst" xmlns:r="http://schemas.openxmlformats.org/officeDocument/2006/relationships" xmlns:m="http://schemas.openxmlformats.org/officeDocument/2006/math" xmlns:v="urn:schemas-microsoft-com:vml" xmlns:wp14="http://schemas.microsoft.com/office/word/2010/wordprocessingDrawing" xmlns:wp="http://schemas.openxmlformats.org/drawingml/2006/wordprocessingDrawing" xmlns:w10="urn:schemas-microsoft-com:office:word" xmlns:w="http://schemas.openxmlformats.org/wordprocessingml/2006/main" xmlns:w14="http://schemas.microsoft.com/office/word/2010/wordml" xmlns:w15="http://schemas.microsoft.com/office/word/2012/wordml" xmlns:w16cex="http://schemas.microsoft.com/office/word/2018/wordml/cex" xmlns:w16cid="http://schemas.microsoft.com/office/word/2016/wordml/cid" xmlns:w16="http://schemas.microsoft.com/office/word/2018/wordml" xmlns:w16du="http://schemas.microsoft.com/office/word/2023/wordml/word16du" xmlns:w16sdtdh="http://schemas.microsoft.com/office/word/2020/wordml/sdtdatahash" xmlns:w16sdtfl="http://schemas.microsoft.com/office/word/2024/wordml/sdtformatlock" xmlns:w16se="http://schemas.microsoft.com/office/word/2015/wordml/symex" xmlns:wpg="http://schemas.microsoft.com/office/word/2010/wordprocessingGroup" xmlns:wpi="http://schemas.microsoft.com/office/word/2010/wordprocessingInk" xmlns:wne="http://schemas.microsoft.com/office/word/2006/wordml" xmlns:wps="http://schemas.microsoft.com/office/word/2010/wordprocessingShape" mc:Ignorable="w14 w15 w16se w16cid w16 w16cex w16sdtdh w16sdtfl w16du wp14">
   <w:body>
     <w:p>
       <w:r>
-        <w:t>For the companies you listed (Razorpay, PhonePe, Groww, Postman, BrowserStack, Zepto, Cashfree, Juspay, Zeta, Meesho, etc.), there is a huge difference between:</w:t>
+        <w:t>For the companies you listed (</w:t>
+      </w:r>
+      <w:proofErr w:type="spellStart"/>
+      <w:r>
+        <w:t>Razorpay</w:t>
+      </w:r>
+      <w:proofErr w:type="spellEnd"/>
+      <w:r>
+        <w:t xml:space="preserve">, PhonePe, </w:t>
+      </w:r>
+      <w:proofErr w:type="spellStart"/>
+      <w:r>
+        <w:t>Groww</w:t>
+      </w:r>
+      <w:proofErr w:type="spellEnd"/>
+      <w:r>
+        <w:t xml:space="preserve">, Postman, </w:t>
+      </w:r>
+      <w:proofErr w:type="spellStart"/>
+      <w:r>
+        <w:t>BrowserStack</w:t>
+      </w:r>
+      <w:proofErr w:type="spellEnd"/>
+      <w:r>
+        <w:t xml:space="preserve">, </w:t>
+      </w:r>
+      <w:proofErr w:type="spellStart"/>
+      <w:r>
+        <w:t>Zepto</w:t>
+      </w:r>
+      <w:proofErr w:type="spellEnd"/>
+      <w:r>
+        <w:t xml:space="preserve">, </w:t>
+      </w:r>
+      <w:proofErr w:type="spellStart"/>
+      <w:r>
+        <w:t>Cashfree</w:t>
+      </w:r>
+      <w:proofErr w:type="spellEnd"/>
+      <w:r>
+        <w:t xml:space="preserve">, </w:t>
+      </w:r>
+      <w:proofErr w:type="spellStart"/>
+      <w:r>
+        <w:t>Juspay</w:t>
+      </w:r>
+      <w:proofErr w:type="spellEnd"/>
+      <w:r>
+        <w:t xml:space="preserve">, Zeta, </w:t>
+      </w:r>
+      <w:proofErr w:type="spellStart"/>
+      <w:r>
+        <w:t>Meesho</w:t>
+      </w:r>
+      <w:proofErr w:type="spellEnd"/>
+      <w:r>
+        <w:t>, etc.), there is a huge difference between:</w:t>
       </w:r>
     </w:p>
     <w:p>
@@ -244,8 +300,13 @@
         </w:numPr>
       </w:pPr>
       <w:r>
-        <w:t>300–500 LeetCode</w:t>
-      </w:r>
+        <w:t xml:space="preserve">300–500 </w:t>
+      </w:r>
+      <w:proofErr w:type="spellStart"/>
+      <w:r>
+        <w:t>LeetCode</w:t>
+      </w:r>
+      <w:proofErr w:type="spellEnd"/>
     </w:p>
     <w:p>
       <w:pPr>
@@ -254,8 +315,13 @@
           <w:numId w:val="3"/>
         </w:numPr>
       </w:pPr>
-      <w:r>
-        <w:t>NeetCode 150 completed</w:t>
+      <w:proofErr w:type="spellStart"/>
+      <w:r>
+        <w:t>NeetCode</w:t>
+      </w:r>
+      <w:proofErr w:type="spellEnd"/>
+      <w:r>
+        <w:t xml:space="preserve"> 150 completed</w:t>
       </w:r>
     </w:p>
     <w:p>
@@ -347,9 +413,11 @@
           <w:numId w:val="4"/>
         </w:numPr>
       </w:pPr>
+      <w:proofErr w:type="spellStart"/>
       <w:r>
         <w:t>WaitGroups</w:t>
       </w:r>
+      <w:proofErr w:type="spellEnd"/>
     </w:p>
     <w:p>
       <w:pPr>
@@ -840,8 +908,13 @@
           <w:numId w:val="8"/>
         </w:numPr>
       </w:pPr>
-      <w:r>
-        <w:t>Dockerfile optimization</w:t>
+      <w:proofErr w:type="spellStart"/>
+      <w:r>
+        <w:t>Dockerfile</w:t>
+      </w:r>
+      <w:proofErr w:type="spellEnd"/>
+      <w:r>
+        <w:t xml:space="preserve"> optimization</w:t>
       </w:r>
     </w:p>
     <w:p>
@@ -1202,8 +1275,13 @@
         </w:numPr>
       </w:pPr>
       <w:r>
-        <w:t>Docker image publish</w:t>
-      </w:r>
+        <w:t xml:space="preserve">Docker image </w:t>
+      </w:r>
+      <w:proofErr w:type="gramStart"/>
+      <w:r>
+        <w:t>publish</w:t>
+      </w:r>
+      <w:proofErr w:type="gramEnd"/>
     </w:p>
     <w:p>
       <w:r>
@@ -1474,12 +1552,37 @@
           <w:b/>
           <w:bCs/>
         </w:rPr>
-        <w:t>13. gRPC</w:t>
-      </w:r>
-    </w:p>
-    <w:p>
-      <w:r>
-        <w:t>Many Go shops increasingly use gRPC internally. (</w:t>
+        <w:t xml:space="preserve">13. </w:t>
+      </w:r>
+      <w:proofErr w:type="spellStart"/>
+      <w:r>
+        <w:rPr>
+          <w:b/>
+          <w:bCs/>
+        </w:rPr>
+        <w:t>gRPC</w:t>
+      </w:r>
+      <w:proofErr w:type="spellEnd"/>
+    </w:p>
+    <w:p>
+      <w:r>
+        <w:t xml:space="preserve">Many </w:t>
+      </w:r>
+      <w:proofErr w:type="gramStart"/>
+      <w:r>
+        <w:t>Go</w:t>
+      </w:r>
+      <w:proofErr w:type="gramEnd"/>
+      <w:r>
+        <w:t xml:space="preserve"> shops increasingly use </w:t>
+      </w:r>
+      <w:proofErr w:type="spellStart"/>
+      <w:r>
+        <w:t>gRPC</w:t>
+      </w:r>
+      <w:proofErr w:type="spellEnd"/>
+      <w:r>
+        <w:t xml:space="preserve"> internally. (</w:t>
       </w:r>
       <w:hyperlink r:id="rId11" w:tooltip="LedgerLine Technologies hiring Nest.js/Golang Backend Developer (Microservices Expert) in Vadodara, Gujarat, India | LinkedIn" w:history="1">
         <w:r>
@@ -1677,14 +1780,26 @@
       <w:r>
         <w:t>Observability is increasingly becoming a differentiator for backend engineers. (</w:t>
       </w:r>
-      <w:hyperlink r:id="rId12" w:tooltip="QA &amp; Backend Engineer: JS, Go/Golang &amp; Microservices at Piovation • Hyderabad • New Delhi • Bangalore Urban • Remote (Work from Home) | Wellfound" w:history="1">
-        <w:r>
-          <w:rPr>
-            <w:rStyle w:val="Hyperlink"/>
-          </w:rPr>
-          <w:t>Wellfound</w:t>
-        </w:r>
-      </w:hyperlink>
+      <w:proofErr w:type="spellStart"/>
+      <w:r>
+        <w:fldChar w:fldCharType="begin"/>
+      </w:r>
+      <w:r>
+        <w:instrText>HYPERLINK "https://wellfound.com/jobs/3708511-qa-backend-engineer-js-go-golang-microservices?utm_source=chatgpt.com" \o "QA &amp; Backend Engineer: JS, Go/Golang &amp; Microservices at Piovation • Hyderabad • New Delhi • Bangalore Urban • Remote (Work from Home) | Wellfound"</w:instrText>
+      </w:r>
+      <w:r>
+        <w:fldChar w:fldCharType="separate"/>
+      </w:r>
+      <w:r>
+        <w:rPr>
+          <w:rStyle w:val="Hyperlink"/>
+        </w:rPr>
+        <w:t>Wellfound</w:t>
+      </w:r>
+      <w:proofErr w:type="spellEnd"/>
+      <w:r>
+        <w:fldChar w:fldCharType="end"/>
+      </w:r>
       <w:r>
         <w:t>)</w:t>
       </w:r>
@@ -1751,8 +1866,13 @@
         </w:numPr>
       </w:pPr>
       <w:r>
-        <w:t>Express or NestJS</w:t>
-      </w:r>
+        <w:t xml:space="preserve">Express or </w:t>
+      </w:r>
+      <w:proofErr w:type="spellStart"/>
+      <w:r>
+        <w:t>NestJS</w:t>
+      </w:r>
+      <w:proofErr w:type="spellEnd"/>
     </w:p>
     <w:p>
       <w:pPr>
@@ -1817,14 +1937,26 @@
       <w:r>
         <w:t xml:space="preserve"> reviewing it. They care far more about quality than repo count. (</w:t>
       </w:r>
-      <w:hyperlink r:id="rId13" w:tooltip="How to Build a GitHub Portfolio That Gets You Hired (2025 Guide) | CareerLens | CareerLens" w:history="1">
-        <w:r>
-          <w:rPr>
-            <w:rStyle w:val="Hyperlink"/>
-          </w:rPr>
-          <w:t>CareerLens</w:t>
-        </w:r>
-      </w:hyperlink>
+      <w:proofErr w:type="spellStart"/>
+      <w:r>
+        <w:fldChar w:fldCharType="begin"/>
+      </w:r>
+      <w:r>
+        <w:instrText>HYPERLINK "https://www.carrerlens.com/blog/how-to-build-github-portfolio?utm_source=chatgpt.com" \o "How to Build a GitHub Portfolio That Gets You Hired (2025 Guide) | CareerLens | CareerLens"</w:instrText>
+      </w:r>
+      <w:r>
+        <w:fldChar w:fldCharType="separate"/>
+      </w:r>
+      <w:r>
+        <w:rPr>
+          <w:rStyle w:val="Hyperlink"/>
+        </w:rPr>
+        <w:t>CareerLens</w:t>
+      </w:r>
+      <w:proofErr w:type="spellEnd"/>
+      <w:r>
+        <w:fldChar w:fldCharType="end"/>
+      </w:r>
       <w:r>
         <w:t>)</w:t>
       </w:r>
@@ -2119,14 +2251,26 @@
       <w:r>
         <w:t>Recruiters notice this. (</w:t>
       </w:r>
-      <w:hyperlink r:id="rId14" w:tooltip="GitHub Profile Checklist 2026: What Recruiters Actually Look At - Instahyre Resources" w:history="1">
-        <w:r>
-          <w:rPr>
-            <w:rStyle w:val="Hyperlink"/>
-          </w:rPr>
-          <w:t>Instahyre</w:t>
-        </w:r>
-      </w:hyperlink>
+      <w:proofErr w:type="spellStart"/>
+      <w:r>
+        <w:fldChar w:fldCharType="begin"/>
+      </w:r>
+      <w:r>
+        <w:instrText>HYPERLINK "https://resources.instahyre.com/blog/github-profile-checklist/?utm_source=chatgpt.com" \o "GitHub Profile Checklist 2026: What Recruiters Actually Look At - Instahyre Resources"</w:instrText>
+      </w:r>
+      <w:r>
+        <w:fldChar w:fldCharType="separate"/>
+      </w:r>
+      <w:r>
+        <w:rPr>
+          <w:rStyle w:val="Hyperlink"/>
+        </w:rPr>
+        <w:t>Instahyre</w:t>
+      </w:r>
+      <w:proofErr w:type="spellEnd"/>
+      <w:r>
+        <w:fldChar w:fldCharType="end"/>
+      </w:r>
       <w:r>
         <w:t>)</w:t>
       </w:r>
@@ -2300,14 +2444,26 @@
       <w:r>
         <w:t>(</w:t>
       </w:r>
-      <w:hyperlink r:id="rId15" w:tooltip="GitHub Profile Checklist 2026: What Recruiters Actually Look At - Instahyre Resources" w:history="1">
-        <w:r>
-          <w:rPr>
-            <w:rStyle w:val="Hyperlink"/>
-          </w:rPr>
-          <w:t>Instahyre</w:t>
-        </w:r>
-      </w:hyperlink>
+      <w:proofErr w:type="spellStart"/>
+      <w:r>
+        <w:fldChar w:fldCharType="begin"/>
+      </w:r>
+      <w:r>
+        <w:instrText>HYPERLINK "https://resources.instahyre.com/blog/github-profile-checklist/?utm_source=chatgpt.com" \o "GitHub Profile Checklist 2026: What Recruiters Actually Look At - Instahyre Resources"</w:instrText>
+      </w:r>
+      <w:r>
+        <w:fldChar w:fldCharType="separate"/>
+      </w:r>
+      <w:r>
+        <w:rPr>
+          <w:rStyle w:val="Hyperlink"/>
+        </w:rPr>
+        <w:t>Instahyre</w:t>
+      </w:r>
+      <w:proofErr w:type="spellEnd"/>
+      <w:r>
+        <w:fldChar w:fldCharType="end"/>
+      </w:r>
       <w:r>
         <w:t>)</w:t>
       </w:r>
@@ -2616,8 +2772,13 @@
           <w:numId w:val="24"/>
         </w:numPr>
       </w:pPr>
-      <w:r>
-        <w:t xml:space="preserve">Razorpay </w:t>
+      <w:proofErr w:type="spellStart"/>
+      <w:r>
+        <w:t>Razorpay</w:t>
+      </w:r>
+      <w:proofErr w:type="spellEnd"/>
+      <w:r>
+        <w:t xml:space="preserve"> </w:t>
       </w:r>
     </w:p>
     <w:p>
@@ -2638,8 +2799,13 @@
           <w:numId w:val="24"/>
         </w:numPr>
       </w:pPr>
-      <w:r>
-        <w:t xml:space="preserve">Groww </w:t>
+      <w:proofErr w:type="spellStart"/>
+      <w:r>
+        <w:t>Groww</w:t>
+      </w:r>
+      <w:proofErr w:type="spellEnd"/>
+      <w:r>
+        <w:t xml:space="preserve"> </w:t>
       </w:r>
     </w:p>
     <w:p>
@@ -2660,8 +2826,13 @@
           <w:numId w:val="24"/>
         </w:numPr>
       </w:pPr>
-      <w:r>
-        <w:t xml:space="preserve">BrowserStack </w:t>
+      <w:proofErr w:type="spellStart"/>
+      <w:r>
+        <w:t>BrowserStack</w:t>
+      </w:r>
+      <w:proofErr w:type="spellEnd"/>
+      <w:r>
+        <w:t xml:space="preserve"> </w:t>
       </w:r>
     </w:p>
     <w:p>
@@ -2671,8 +2842,13 @@
           <w:numId w:val="24"/>
         </w:numPr>
       </w:pPr>
-      <w:r>
-        <w:t xml:space="preserve">Freshworks </w:t>
+      <w:proofErr w:type="spellStart"/>
+      <w:r>
+        <w:t>Freshworks</w:t>
+      </w:r>
+      <w:proofErr w:type="spellEnd"/>
+      <w:r>
+        <w:t xml:space="preserve"> </w:t>
       </w:r>
     </w:p>
     <w:p>
@@ -2693,8 +2869,13 @@
           <w:numId w:val="24"/>
         </w:numPr>
       </w:pPr>
-      <w:r>
-        <w:t xml:space="preserve">Juspay </w:t>
+      <w:proofErr w:type="spellStart"/>
+      <w:r>
+        <w:t>Juspay</w:t>
+      </w:r>
+      <w:proofErr w:type="spellEnd"/>
+      <w:r>
+        <w:t xml:space="preserve"> </w:t>
       </w:r>
     </w:p>
     <w:p>
@@ -2704,8 +2885,13 @@
           <w:numId w:val="24"/>
         </w:numPr>
       </w:pPr>
-      <w:r>
-        <w:t xml:space="preserve">Cashfree </w:t>
+      <w:proofErr w:type="spellStart"/>
+      <w:r>
+        <w:t>Cashfree</w:t>
+      </w:r>
+      <w:proofErr w:type="spellEnd"/>
+      <w:r>
+        <w:t xml:space="preserve"> </w:t>
       </w:r>
     </w:p>
     <w:p>
@@ -2759,8 +2945,13 @@
           <w:numId w:val="24"/>
         </w:numPr>
       </w:pPr>
-      <w:r>
-        <w:t xml:space="preserve">Zepto </w:t>
+      <w:proofErr w:type="spellStart"/>
+      <w:r>
+        <w:t>Zepto</w:t>
+      </w:r>
+      <w:proofErr w:type="spellEnd"/>
+      <w:r>
+        <w:t xml:space="preserve"> </w:t>
       </w:r>
     </w:p>
     <w:p>
@@ -2770,9 +2961,11 @@
           <w:numId w:val="24"/>
         </w:numPr>
       </w:pPr>
+      <w:proofErr w:type="spellStart"/>
       <w:r>
         <w:t>Meesho</w:t>
       </w:r>
+      <w:proofErr w:type="spellEnd"/>
     </w:p>
     <w:tbl>
       <w:tblPr>
@@ -2828,12 +3021,102 @@
             <w:hideMark/>
           </w:tcPr>
           <w:p>
+            <w:hyperlink r:id="rId12" w:tgtFrame="_blank" w:history="1">
+              <w:proofErr w:type="spellStart"/>
+              <w:r>
+                <w:rPr>
+                  <w:rStyle w:val="Hyperlink"/>
+                </w:rPr>
+                <w:t>Hasura</w:t>
+              </w:r>
+              <w:proofErr w:type="spellEnd"/>
+            </w:hyperlink>
+          </w:p>
+        </w:tc>
+      </w:tr>
+      <w:tr>
+        <w:trPr>
+          <w:tblCellSpacing w:w="15" w:type="dxa"/>
+        </w:trPr>
+        <w:tc>
+          <w:tcPr>
+            <w:tcW w:w="0" w:type="auto"/>
+            <w:vAlign w:val="center"/>
+            <w:hideMark/>
+          </w:tcPr>
+          <w:p>
+            <w:hyperlink r:id="rId13" w:tgtFrame="_blank" w:history="1">
+              <w:r>
+                <w:rPr>
+                  <w:rStyle w:val="Hyperlink"/>
+                </w:rPr>
+                <w:t>Harness</w:t>
+              </w:r>
+            </w:hyperlink>
+          </w:p>
+        </w:tc>
+      </w:tr>
+      <w:tr>
+        <w:trPr>
+          <w:tblCellSpacing w:w="15" w:type="dxa"/>
+        </w:trPr>
+        <w:tc>
+          <w:tcPr>
+            <w:tcW w:w="0" w:type="auto"/>
+            <w:vAlign w:val="center"/>
+            <w:hideMark/>
+          </w:tcPr>
+          <w:p>
+            <w:hyperlink r:id="rId14" w:tgtFrame="_blank" w:history="1">
+              <w:r>
+                <w:rPr>
+                  <w:rStyle w:val="Hyperlink"/>
+                </w:rPr>
+                <w:t>GitLab</w:t>
+              </w:r>
+            </w:hyperlink>
+          </w:p>
+        </w:tc>
+      </w:tr>
+      <w:tr>
+        <w:trPr>
+          <w:tblCellSpacing w:w="15" w:type="dxa"/>
+        </w:trPr>
+        <w:tc>
+          <w:tcPr>
+            <w:tcW w:w="0" w:type="auto"/>
+            <w:vAlign w:val="center"/>
+            <w:hideMark/>
+          </w:tcPr>
+          <w:p>
+            <w:hyperlink r:id="rId15" w:tgtFrame="_blank" w:history="1">
+              <w:r>
+                <w:rPr>
+                  <w:rStyle w:val="Hyperlink"/>
+                </w:rPr>
+                <w:t>Elastic</w:t>
+              </w:r>
+            </w:hyperlink>
+          </w:p>
+        </w:tc>
+      </w:tr>
+      <w:tr>
+        <w:trPr>
+          <w:tblCellSpacing w:w="15" w:type="dxa"/>
+        </w:trPr>
+        <w:tc>
+          <w:tcPr>
+            <w:tcW w:w="0" w:type="auto"/>
+            <w:vAlign w:val="center"/>
+            <w:hideMark/>
+          </w:tcPr>
+          <w:p>
             <w:hyperlink r:id="rId16" w:tgtFrame="_blank" w:history="1">
               <w:r>
                 <w:rPr>
                   <w:rStyle w:val="Hyperlink"/>
                 </w:rPr>
-                <w:t>Hasura</w:t>
+                <w:t>Confluent</w:t>
               </w:r>
             </w:hyperlink>
           </w:p>
@@ -2855,7 +3138,7 @@
                 <w:rPr>
                   <w:rStyle w:val="Hyperlink"/>
                 </w:rPr>
-                <w:t>Harness</w:t>
+                <w:t>Databricks</w:t>
               </w:r>
             </w:hyperlink>
           </w:p>
@@ -2877,7 +3160,7 @@
                 <w:rPr>
                   <w:rStyle w:val="Hyperlink"/>
                 </w:rPr>
-                <w:t>GitLab</w:t>
+                <w:t>Redis</w:t>
               </w:r>
             </w:hyperlink>
           </w:p>
@@ -2899,7 +3182,7 @@
                 <w:rPr>
                   <w:rStyle w:val="Hyperlink"/>
                 </w:rPr>
-                <w:t>Elastic</w:t>
+                <w:t>New Relic</w:t>
               </w:r>
             </w:hyperlink>
           </w:p>
@@ -2921,7 +3204,7 @@
                 <w:rPr>
                   <w:rStyle w:val="Hyperlink"/>
                 </w:rPr>
-                <w:t>Confluent</w:t>
+                <w:t>Sentry</w:t>
               </w:r>
             </w:hyperlink>
           </w:p>
@@ -2939,100 +3222,14 @@
           </w:tcPr>
           <w:p>
             <w:hyperlink r:id="rId21" w:tgtFrame="_blank" w:history="1">
-              <w:r>
-                <w:rPr>
-                  <w:rStyle w:val="Hyperlink"/>
-                </w:rPr>
-                <w:t>Databricks</w:t>
-              </w:r>
-            </w:hyperlink>
-          </w:p>
-        </w:tc>
-      </w:tr>
-      <w:tr>
-        <w:trPr>
-          <w:tblCellSpacing w:w="15" w:type="dxa"/>
-        </w:trPr>
-        <w:tc>
-          <w:tcPr>
-            <w:tcW w:w="0" w:type="auto"/>
-            <w:vAlign w:val="center"/>
-            <w:hideMark/>
-          </w:tcPr>
-          <w:p>
-            <w:hyperlink r:id="rId22" w:tgtFrame="_blank" w:history="1">
-              <w:r>
-                <w:rPr>
-                  <w:rStyle w:val="Hyperlink"/>
-                </w:rPr>
-                <w:t>Redis</w:t>
-              </w:r>
-            </w:hyperlink>
-          </w:p>
-        </w:tc>
-      </w:tr>
-      <w:tr>
-        <w:trPr>
-          <w:tblCellSpacing w:w="15" w:type="dxa"/>
-        </w:trPr>
-        <w:tc>
-          <w:tcPr>
-            <w:tcW w:w="0" w:type="auto"/>
-            <w:vAlign w:val="center"/>
-            <w:hideMark/>
-          </w:tcPr>
-          <w:p>
-            <w:hyperlink r:id="rId23" w:tgtFrame="_blank" w:history="1">
-              <w:r>
-                <w:rPr>
-                  <w:rStyle w:val="Hyperlink"/>
-                </w:rPr>
-                <w:t>New Relic</w:t>
-              </w:r>
-            </w:hyperlink>
-          </w:p>
-        </w:tc>
-      </w:tr>
-      <w:tr>
-        <w:trPr>
-          <w:tblCellSpacing w:w="15" w:type="dxa"/>
-        </w:trPr>
-        <w:tc>
-          <w:tcPr>
-            <w:tcW w:w="0" w:type="auto"/>
-            <w:vAlign w:val="center"/>
-            <w:hideMark/>
-          </w:tcPr>
-          <w:p>
-            <w:hyperlink r:id="rId24" w:tgtFrame="_blank" w:history="1">
-              <w:r>
-                <w:rPr>
-                  <w:rStyle w:val="Hyperlink"/>
-                </w:rPr>
-                <w:t>Sentry</w:t>
-              </w:r>
-            </w:hyperlink>
-          </w:p>
-        </w:tc>
-      </w:tr>
-      <w:tr>
-        <w:trPr>
-          <w:tblCellSpacing w:w="15" w:type="dxa"/>
-        </w:trPr>
-        <w:tc>
-          <w:tcPr>
-            <w:tcW w:w="0" w:type="auto"/>
-            <w:vAlign w:val="center"/>
-            <w:hideMark/>
-          </w:tcPr>
-          <w:p>
-            <w:hyperlink r:id="rId25" w:tgtFrame="_blank" w:history="1">
+              <w:proofErr w:type="spellStart"/>
               <w:r>
                 <w:rPr>
                   <w:rStyle w:val="Hyperlink"/>
                 </w:rPr>
                 <w:t>HashiCorp</w:t>
               </w:r>
+              <w:proofErr w:type="spellEnd"/>
             </w:hyperlink>
           </w:p>
         </w:tc>
@@ -3188,7 +3385,7 @@
     <w:p>
       <w:r>
         <w:pict w14:anchorId="0307677F">
-          <v:rect id="_x0000_i1173" style="width:0;height:1.5pt" o:hralign="center" o:hrstd="t" o:hr="t" fillcolor="#a0a0a0" stroked="f"/>
+          <v:rect id="_x0000_i1047" style="width:0;height:1.5pt" o:hralign="center" o:hrstd="t" o:hr="t" fillcolor="#a0a0a0" stroked="f"/>
         </w:pict>
       </w:r>
     </w:p>
@@ -3209,7 +3406,15 @@
     </w:p>
     <w:p>
       <w:r>
-        <w:t>A company like Razorpay or PhonePe hires you because:</w:t>
+        <w:t xml:space="preserve">A company like </w:t>
+      </w:r>
+      <w:proofErr w:type="spellStart"/>
+      <w:r>
+        <w:t>Razorpay</w:t>
+      </w:r>
+      <w:proofErr w:type="spellEnd"/>
+      <w:r>
+        <w:t xml:space="preserve"> or PhonePe hires you because:</w:t>
       </w:r>
     </w:p>
     <w:p>
@@ -3233,14 +3438,19 @@
       </w:r>
     </w:p>
     <w:p>
-      <w:r>
-        <w:t>So your schedule should roughly reflect that.</w:t>
+      <w:proofErr w:type="gramStart"/>
+      <w:r>
+        <w:t>So</w:t>
+      </w:r>
+      <w:proofErr w:type="gramEnd"/>
+      <w:r>
+        <w:t xml:space="preserve"> your schedule should roughly reflect that.</w:t>
       </w:r>
     </w:p>
     <w:p>
       <w:r>
         <w:pict w14:anchorId="4E1A2963">
-          <v:rect id="_x0000_i1174" style="width:0;height:1.5pt" o:hralign="center" o:hrstd="t" o:hr="t" fillcolor="#a0a0a0" stroked="f"/>
+          <v:rect id="_x0000_i1048" style="width:0;height:1.5pt" o:hralign="center" o:hrstd="t" o:hr="t" fillcolor="#a0a0a0" stroked="f"/>
         </w:pict>
       </w:r>
     </w:p>
@@ -3472,7 +3682,7 @@
     <w:p>
       <w:r>
         <w:pict w14:anchorId="5CB298EB">
-          <v:rect id="_x0000_i1175" style="width:0;height:1.5pt" o:hralign="center" o:hrstd="t" o:hr="t" fillcolor="#a0a0a0" stroked="f"/>
+          <v:rect id="_x0000_i1049" style="width:0;height:1.5pt" o:hralign="center" o:hrstd="t" o:hr="t" fillcolor="#a0a0a0" stroked="f"/>
         </w:pict>
       </w:r>
     </w:p>
@@ -3637,7 +3847,7 @@
     <w:p>
       <w:r>
         <w:pict w14:anchorId="4AA15F63">
-          <v:rect id="_x0000_i1176" style="width:0;height:1.5pt" o:hralign="center" o:hrstd="t" o:hr="t" fillcolor="#a0a0a0" stroked="f"/>
+          <v:rect id="_x0000_i1050" style="width:0;height:1.5pt" o:hralign="center" o:hrstd="t" o:hr="t" fillcolor="#a0a0a0" stroked="f"/>
         </w:pict>
       </w:r>
     </w:p>
@@ -3733,7 +3943,7 @@
     <w:p>
       <w:r>
         <w:pict w14:anchorId="2BD54803">
-          <v:rect id="_x0000_i1177" style="width:0;height:1.5pt" o:hralign="center" o:hrstd="t" o:hr="t" fillcolor="#a0a0a0" stroked="f"/>
+          <v:rect id="_x0000_i1051" style="width:0;height:1.5pt" o:hralign="center" o:hrstd="t" o:hr="t" fillcolor="#a0a0a0" stroked="f"/>
         </w:pict>
       </w:r>
     </w:p>
@@ -3809,7 +4019,7 @@
     <w:p>
       <w:r>
         <w:pict w14:anchorId="303855E9">
-          <v:rect id="_x0000_i1178" style="width:0;height:1.5pt" o:hralign="center" o:hrstd="t" o:hr="t" fillcolor="#a0a0a0" stroked="f"/>
+          <v:rect id="_x0000_i1052" style="width:0;height:1.5pt" o:hralign="center" o:hrstd="t" o:hr="t" fillcolor="#a0a0a0" stroked="f"/>
         </w:pict>
       </w:r>
     </w:p>
@@ -3897,7 +4107,7 @@
     <w:p>
       <w:r>
         <w:pict w14:anchorId="7C4495AC">
-          <v:rect id="_x0000_i1179" style="width:0;height:1.5pt" o:hralign="center" o:hrstd="t" o:hr="t" fillcolor="#a0a0a0" stroked="f"/>
+          <v:rect id="_x0000_i1053" style="width:0;height:1.5pt" o:hralign="center" o:hrstd="t" o:hr="t" fillcolor="#a0a0a0" stroked="f"/>
         </w:pict>
       </w:r>
     </w:p>
@@ -3973,7 +4183,7 @@
     <w:p>
       <w:r>
         <w:pict w14:anchorId="6E2ED301">
-          <v:rect id="_x0000_i1180" style="width:0;height:1.5pt" o:hralign="center" o:hrstd="t" o:hr="t" fillcolor="#a0a0a0" stroked="f"/>
+          <v:rect id="_x0000_i1054" style="width:0;height:1.5pt" o:hralign="center" o:hrstd="t" o:hr="t" fillcolor="#a0a0a0" stroked="f"/>
         </w:pict>
       </w:r>
     </w:p>
@@ -4020,7 +4230,7 @@
     <w:p>
       <w:r>
         <w:pict w14:anchorId="1561C062">
-          <v:rect id="_x0000_i1181" style="width:0;height:1.5pt" o:hralign="center" o:hrstd="t" o:hr="t" fillcolor="#a0a0a0" stroked="f"/>
+          <v:rect id="_x0000_i1055" style="width:0;height:1.5pt" o:hralign="center" o:hrstd="t" o:hr="t" fillcolor="#a0a0a0" stroked="f"/>
         </w:pict>
       </w:r>
     </w:p>
@@ -4047,7 +4257,7 @@
     <w:p>
       <w:r>
         <w:pict w14:anchorId="621E1C2F">
-          <v:rect id="_x0000_i1182" style="width:0;height:1.5pt" o:hralign="center" o:hrstd="t" o:hr="t" fillcolor="#a0a0a0" stroked="f"/>
+          <v:rect id="_x0000_i1056" style="width:0;height:1.5pt" o:hralign="center" o:hrstd="t" o:hr="t" fillcolor="#a0a0a0" stroked="f"/>
         </w:pict>
       </w:r>
     </w:p>
@@ -4074,7 +4284,7 @@
     <w:p>
       <w:r>
         <w:pict w14:anchorId="382C13D6">
-          <v:rect id="_x0000_i1183" style="width:0;height:1.5pt" o:hralign="center" o:hrstd="t" o:hr="t" fillcolor="#a0a0a0" stroked="f"/>
+          <v:rect id="_x0000_i1057" style="width:0;height:1.5pt" o:hralign="center" o:hrstd="t" o:hr="t" fillcolor="#a0a0a0" stroked="f"/>
         </w:pict>
       </w:r>
     </w:p>
@@ -4110,7 +4320,7 @@
           <w:numId w:val="44"/>
         </w:numPr>
       </w:pPr>
-      <w:hyperlink r:id="rId26" w:history="1">
+      <w:hyperlink r:id="rId22" w:history="1">
         <w:r>
           <w:rPr>
             <w:rStyle w:val="Hyperlink"/>
@@ -4126,7 +4336,7 @@
           <w:numId w:val="44"/>
         </w:numPr>
       </w:pPr>
-      <w:hyperlink r:id="rId27" w:history="1">
+      <w:hyperlink r:id="rId23" w:history="1">
         <w:r>
           <w:rPr>
             <w:rStyle w:val="Hyperlink"/>
@@ -4142,7 +4352,7 @@
           <w:numId w:val="44"/>
         </w:numPr>
       </w:pPr>
-      <w:hyperlink r:id="rId28" w:history="1">
+      <w:hyperlink r:id="rId24" w:history="1">
         <w:r>
           <w:rPr>
             <w:rStyle w:val="Hyperlink"/>
@@ -4158,7 +4368,7 @@
           <w:numId w:val="44"/>
         </w:numPr>
       </w:pPr>
-      <w:hyperlink r:id="rId29" w:history="1">
+      <w:hyperlink r:id="rId25" w:history="1">
         <w:r>
           <w:rPr>
             <w:rStyle w:val="Hyperlink"/>
@@ -4175,7 +4385,7 @@
     <w:p>
       <w:r>
         <w:pict w14:anchorId="0E01CDA4">
-          <v:rect id="_x0000_i1184" style="width:0;height:1.5pt" o:hralign="center" o:hrstd="t" o:hr="t" fillcolor="#a0a0a0" stroked="f"/>
+          <v:rect id="_x0000_i1058" style="width:0;height:1.5pt" o:hralign="center" o:hrstd="t" o:hr="t" fillcolor="#a0a0a0" stroked="f"/>
         </w:pict>
       </w:r>
     </w:p>
@@ -4227,7 +4437,7 @@
     <w:p>
       <w:r>
         <w:pict w14:anchorId="763AB855">
-          <v:rect id="_x0000_i1185" style="width:0;height:1.5pt" o:hralign="center" o:hrstd="t" o:hr="t" fillcolor="#a0a0a0" stroked="f"/>
+          <v:rect id="_x0000_i1059" style="width:0;height:1.5pt" o:hralign="center" o:hrstd="t" o:hr="t" fillcolor="#a0a0a0" stroked="f"/>
         </w:pict>
       </w:r>
     </w:p>
@@ -4323,7 +4533,7 @@
     <w:p>
       <w:r>
         <w:pict w14:anchorId="45BE9814">
-          <v:rect id="_x0000_i1186" style="width:0;height:1.5pt" o:hralign="center" o:hrstd="t" o:hr="t" fillcolor="#a0a0a0" stroked="f"/>
+          <v:rect id="_x0000_i1060" style="width:0;height:1.5pt" o:hralign="center" o:hrstd="t" o:hr="t" fillcolor="#a0a0a0" stroked="f"/>
         </w:pict>
       </w:r>
     </w:p>
@@ -4415,7 +4625,7 @@
     <w:p>
       <w:r>
         <w:pict w14:anchorId="3BDD1334">
-          <v:rect id="_x0000_i1187" style="width:0;height:1.5pt" o:hralign="center" o:hrstd="t" o:hr="t" fillcolor="#a0a0a0" stroked="f"/>
+          <v:rect id="_x0000_i1061" style="width:0;height:1.5pt" o:hralign="center" o:hrstd="t" o:hr="t" fillcolor="#a0a0a0" stroked="f"/>
         </w:pict>
       </w:r>
     </w:p>
@@ -4534,7 +4744,7 @@
     <w:p>
       <w:r>
         <w:pict w14:anchorId="2B3686DC">
-          <v:rect id="_x0000_i1188" style="width:0;height:1.5pt" o:hralign="center" o:hrstd="t" o:hr="t" fillcolor="#a0a0a0" stroked="f"/>
+          <v:rect id="_x0000_i1062" style="width:0;height:1.5pt" o:hralign="center" o:hrstd="t" o:hr="t" fillcolor="#a0a0a0" stroked="f"/>
         </w:pict>
       </w:r>
     </w:p>
@@ -4637,7 +4847,7 @@
     <w:p>
       <w:r>
         <w:pict w14:anchorId="65E07F02">
-          <v:rect id="_x0000_i1189" style="width:0;height:1.5pt" o:hralign="center" o:hrstd="t" o:hr="t" fillcolor="#a0a0a0" stroked="f"/>
+          <v:rect id="_x0000_i1063" style="width:0;height:1.5pt" o:hralign="center" o:hrstd="t" o:hr="t" fillcolor="#a0a0a0" stroked="f"/>
         </w:pict>
       </w:r>
     </w:p>
@@ -4707,7 +4917,7 @@
     <w:p>
       <w:r>
         <w:pict w14:anchorId="70756ECD">
-          <v:rect id="_x0000_i1190" style="width:0;height:1.5pt" o:hralign="center" o:hrstd="t" o:hr="t" fillcolor="#a0a0a0" stroked="f"/>
+          <v:rect id="_x0000_i1064" style="width:0;height:1.5pt" o:hralign="center" o:hrstd="t" o:hr="t" fillcolor="#a0a0a0" stroked="f"/>
         </w:pict>
       </w:r>
     </w:p>
@@ -4789,7 +4999,7 @@
     <w:p>
       <w:r>
         <w:pict w14:anchorId="6428B112">
-          <v:rect id="_x0000_i1191" style="width:0;height:1.5pt" o:hralign="center" o:hrstd="t" o:hr="t" fillcolor="#a0a0a0" stroked="f"/>
+          <v:rect id="_x0000_i1065" style="width:0;height:1.5pt" o:hralign="center" o:hrstd="t" o:hr="t" fillcolor="#a0a0a0" stroked="f"/>
         </w:pict>
       </w:r>
     </w:p>
@@ -4881,7 +5091,7 @@
     <w:p>
       <w:r>
         <w:pict w14:anchorId="081DF076">
-          <v:rect id="_x0000_i1192" style="width:0;height:1.5pt" o:hralign="center" o:hrstd="t" o:hr="t" fillcolor="#a0a0a0" stroked="f"/>
+          <v:rect id="_x0000_i1066" style="width:0;height:1.5pt" o:hralign="center" o:hrstd="t" o:hr="t" fillcolor="#a0a0a0" stroked="f"/>
         </w:pict>
       </w:r>
     </w:p>
@@ -4950,8 +5160,13 @@
           <w:numId w:val="62"/>
         </w:numPr>
       </w:pPr>
-      <w:r>
-        <w:t>LeetCode revision</w:t>
+      <w:proofErr w:type="spellStart"/>
+      <w:r>
+        <w:t>LeetCode</w:t>
+      </w:r>
+      <w:proofErr w:type="spellEnd"/>
+      <w:r>
+        <w:t xml:space="preserve"> revision</w:t>
       </w:r>
     </w:p>
     <w:p>
@@ -4968,7 +5183,7 @@
     <w:p>
       <w:r>
         <w:pict w14:anchorId="7F9E8813">
-          <v:rect id="_x0000_i1193" style="width:0;height:1.5pt" o:hralign="center" o:hrstd="t" o:hr="t" fillcolor="#a0a0a0" stroked="f"/>
+          <v:rect id="_x0000_i1067" style="width:0;height:1.5pt" o:hralign="center" o:hrstd="t" o:hr="t" fillcolor="#a0a0a0" stroked="f"/>
         </w:pict>
       </w:r>
     </w:p>
@@ -5062,7 +5277,47 @@
     </w:p>
     <w:p>
       <w:r>
-        <w:t>For someone targeting backend roles at companies like Razorpay, PhonePe, Groww, BrowserStack, Cashfree, and Zepto, a sustainable formula is:</w:t>
+        <w:t xml:space="preserve">For someone targeting backend roles at companies like </w:t>
+      </w:r>
+      <w:proofErr w:type="spellStart"/>
+      <w:r>
+        <w:t>Razorpay</w:t>
+      </w:r>
+      <w:proofErr w:type="spellEnd"/>
+      <w:r>
+        <w:t xml:space="preserve">, PhonePe, </w:t>
+      </w:r>
+      <w:proofErr w:type="spellStart"/>
+      <w:r>
+        <w:t>Groww</w:t>
+      </w:r>
+      <w:proofErr w:type="spellEnd"/>
+      <w:r>
+        <w:t xml:space="preserve">, </w:t>
+      </w:r>
+      <w:proofErr w:type="spellStart"/>
+      <w:r>
+        <w:t>BrowserStack</w:t>
+      </w:r>
+      <w:proofErr w:type="spellEnd"/>
+      <w:r>
+        <w:t xml:space="preserve">, </w:t>
+      </w:r>
+      <w:proofErr w:type="spellStart"/>
+      <w:r>
+        <w:t>Cashfree</w:t>
+      </w:r>
+      <w:proofErr w:type="spellEnd"/>
+      <w:r>
+        <w:t xml:space="preserve">, and </w:t>
+      </w:r>
+      <w:proofErr w:type="spellStart"/>
+      <w:r>
+        <w:t>Zepto</w:t>
+      </w:r>
+      <w:proofErr w:type="spellEnd"/>
+      <w:r>
+        <w:t>, a sustainable formula is:</w:t>
       </w:r>
     </w:p>
     <w:p>
@@ -5080,9 +5335,210 @@
     <w:p/>
     <w:p/>
     <w:p/>
-    <w:p>
-      <w:r>
-        <w:t xml:space="preserve">Until I land product company:= </w:t>
+    <w:p/>
+    <w:p/>
+    <w:p/>
+    <w:p/>
+    <w:p/>
+    <w:p/>
+    <w:p/>
+    <w:p/>
+    <w:p/>
+    <w:p/>
+    <w:p/>
+    <w:p>
+      <w:r>
+        <w:lastRenderedPageBreak/>
+        <w:t xml:space="preserve">List: </w:t>
+      </w:r>
+    </w:p>
+    <w:p>
+      <w:r>
+        <w:t>A candidate who can confidently discuss:</w:t>
+      </w:r>
+    </w:p>
+    <w:p>
+      <w:pPr>
+        <w:numPr>
+          <w:ilvl w:val="0"/>
+          <w:numId w:val="64"/>
+        </w:numPr>
+      </w:pPr>
+      <w:r>
+        <w:t xml:space="preserve">Golang </w:t>
+      </w:r>
+    </w:p>
+    <w:p>
+      <w:pPr>
+        <w:numPr>
+          <w:ilvl w:val="0"/>
+          <w:numId w:val="64"/>
+        </w:numPr>
+      </w:pPr>
+      <w:r>
+        <w:t xml:space="preserve">PostgreSQL </w:t>
+      </w:r>
+    </w:p>
+    <w:p>
+      <w:pPr>
+        <w:numPr>
+          <w:ilvl w:val="0"/>
+          <w:numId w:val="64"/>
+        </w:numPr>
+      </w:pPr>
+      <w:r>
+        <w:t xml:space="preserve">Redis </w:t>
+      </w:r>
+    </w:p>
+    <w:p>
+      <w:pPr>
+        <w:numPr>
+          <w:ilvl w:val="0"/>
+          <w:numId w:val="64"/>
+        </w:numPr>
+      </w:pPr>
+      <w:r>
+        <w:t xml:space="preserve">Docker </w:t>
+      </w:r>
+    </w:p>
+    <w:p>
+      <w:pPr>
+        <w:numPr>
+          <w:ilvl w:val="0"/>
+          <w:numId w:val="64"/>
+        </w:numPr>
+      </w:pPr>
+      <w:r>
+        <w:t xml:space="preserve">RabbitMQ </w:t>
+      </w:r>
+    </w:p>
+    <w:p>
+      <w:pPr>
+        <w:numPr>
+          <w:ilvl w:val="0"/>
+          <w:numId w:val="64"/>
+        </w:numPr>
+      </w:pPr>
+      <w:r>
+        <w:t xml:space="preserve">REST APIs </w:t>
+      </w:r>
+    </w:p>
+    <w:p>
+      <w:pPr>
+        <w:numPr>
+          <w:ilvl w:val="0"/>
+          <w:numId w:val="64"/>
+        </w:numPr>
+      </w:pPr>
+      <w:r>
+        <w:t xml:space="preserve">Testing </w:t>
+      </w:r>
+    </w:p>
+    <w:p>
+      <w:pPr>
+        <w:numPr>
+          <w:ilvl w:val="0"/>
+          <w:numId w:val="64"/>
+        </w:numPr>
+      </w:pPr>
+      <w:r>
+        <w:t xml:space="preserve">Basic System Design </w:t>
+      </w:r>
+    </w:p>
+    <w:p>
+      <w:pPr>
+        <w:numPr>
+          <w:ilvl w:val="0"/>
+          <w:numId w:val="64"/>
+        </w:numPr>
+      </w:pPr>
+      <w:r>
+        <w:t xml:space="preserve">One solid backend project </w:t>
+      </w:r>
+    </w:p>
+    <w:p>
+      <w:r>
+        <w:t>would already be competitive for many SDE-1 backend roles.</w:t>
+      </w:r>
+    </w:p>
+    <w:p>
+      <w:r>
+        <w:t>A candidate who additionally demonstrates:</w:t>
+      </w:r>
+    </w:p>
+    <w:p>
+      <w:pPr>
+        <w:numPr>
+          <w:ilvl w:val="0"/>
+          <w:numId w:val="65"/>
+        </w:numPr>
+      </w:pPr>
+      <w:r>
+        <w:t xml:space="preserve">Metrics (Prometheus) </w:t>
+      </w:r>
+    </w:p>
+    <w:p>
+      <w:pPr>
+        <w:numPr>
+          <w:ilvl w:val="0"/>
+          <w:numId w:val="65"/>
+        </w:numPr>
+      </w:pPr>
+      <w:r>
+        <w:t xml:space="preserve">Structured logging </w:t>
+      </w:r>
+    </w:p>
+    <w:p>
+      <w:pPr>
+        <w:numPr>
+          <w:ilvl w:val="0"/>
+          <w:numId w:val="65"/>
+        </w:numPr>
+      </w:pPr>
+      <w:r>
+        <w:t xml:space="preserve">Health checks </w:t>
+      </w:r>
+    </w:p>
+    <w:p>
+      <w:pPr>
+        <w:numPr>
+          <w:ilvl w:val="0"/>
+          <w:numId w:val="65"/>
+        </w:numPr>
+      </w:pPr>
+      <w:r>
+        <w:t xml:space="preserve">Load testing </w:t>
+      </w:r>
+    </w:p>
+    <w:p>
+      <w:pPr>
+        <w:numPr>
+          <w:ilvl w:val="0"/>
+          <w:numId w:val="65"/>
+        </w:numPr>
+      </w:pPr>
+      <w:r>
+        <w:t>CI/CD</w:t>
+      </w:r>
+    </w:p>
+    <w:p/>
+    <w:p>
+      <w:r>
+        <w:t xml:space="preserve">Until I land product </w:t>
+      </w:r>
+      <w:proofErr w:type="gramStart"/>
+      <w:r>
+        <w:t>company</w:t>
+      </w:r>
+      <w:r>
+        <w:t xml:space="preserve"> </w:t>
+      </w:r>
+      <w:r>
+        <w:t>:</w:t>
+      </w:r>
+      <w:proofErr w:type="gramEnd"/>
+      <w:r>
+        <w:t xml:space="preserve">= </w:t>
       </w:r>
     </w:p>
     <w:p>
@@ -5109,7 +5565,23 @@
         </w:numPr>
       </w:pPr>
       <w:r>
-        <w:t>M: psql/aws, Tue: Git/GHA, Wed: Linux/ Docker, Thu: Kafka, Fri: Redis + practice build</w:t>
+        <w:t xml:space="preserve">M: </w:t>
+      </w:r>
+      <w:proofErr w:type="spellStart"/>
+      <w:r>
+        <w:t>psql</w:t>
+      </w:r>
+      <w:proofErr w:type="spellEnd"/>
+      <w:r>
+        <w:t>/</w:t>
+      </w:r>
+      <w:proofErr w:type="spellStart"/>
+      <w:r>
+        <w:t>aws</w:t>
+      </w:r>
+      <w:proofErr w:type="spellEnd"/>
+      <w:r>
+        <w:t>, Tue: Git/GHA, Wed: Linux/ Docker, Thu: Kafka, Fri: Redis + practice build</w:t>
       </w:r>
       <w:r>
         <w:t xml:space="preserve"> (Block 2) </w:t>
@@ -5124,7 +5596,23 @@
         </w:numPr>
       </w:pPr>
       <w:r>
-        <w:t>M: Go, Tue: RestAPI/gRPC, Wed: Testing, Thu: SD, Fri: Microservices</w:t>
+        <w:t xml:space="preserve">M: Go, Tue: </w:t>
+      </w:r>
+      <w:proofErr w:type="spellStart"/>
+      <w:r>
+        <w:t>RestAPI</w:t>
+      </w:r>
+      <w:proofErr w:type="spellEnd"/>
+      <w:r>
+        <w:t>/</w:t>
+      </w:r>
+      <w:proofErr w:type="spellStart"/>
+      <w:r>
+        <w:t>gRPC</w:t>
+      </w:r>
+      <w:proofErr w:type="spellEnd"/>
+      <w:r>
+        <w:t>, Wed: Testing, Thu: SD, Fri: Microservices</w:t>
       </w:r>
       <w:r>
         <w:t>/ P&amp;G</w:t>
@@ -5167,6 +5655,38 @@
       </w:r>
       <w:r>
         <w:t xml:space="preserve">only </w:t>
+      </w:r>
+    </w:p>
+    <w:p>
+      <w:r>
+        <w:t xml:space="preserve">Daily Tasks: </w:t>
+      </w:r>
+    </w:p>
+    <w:p>
+      <w:pPr>
+        <w:pStyle w:val="ListParagraph"/>
+        <w:numPr>
+          <w:ilvl w:val="0"/>
+          <w:numId w:val="63"/>
+        </w:numPr>
+      </w:pPr>
+      <w:r>
+        <w:t>3 DSA Problems</w:t>
+      </w:r>
+    </w:p>
+    <w:p>
+      <w:pPr>
+        <w:pStyle w:val="ListParagraph"/>
+        <w:numPr>
+          <w:ilvl w:val="0"/>
+          <w:numId w:val="63"/>
+        </w:numPr>
+      </w:pPr>
+      <w:r>
+        <w:t>MWF: Tool concepts/ theory, TTS: Practical application</w:t>
+      </w:r>
+      <w:r>
+        <w:t xml:space="preserve"> (Git,</w:t>
       </w:r>
     </w:p>
     <w:p/>
@@ -5182,7 +5702,7 @@
 </file>
 
 <file path=word/numbering.xml><?xml version="1.0" encoding="utf-8"?>
-<w:numbering xmlns:wpc="http://schemas.microsoft.com/office/word/2010/wordprocessingCanvas" xmlns:cx="http://schemas.microsoft.com/office/drawing/2014/chartex" xmlns:cx1="http://schemas.microsoft.com/office/drawing/2015/9/8/chartex" xmlns:cx2="http://schemas.microsoft.com/office/drawing/2015/10/21/chartex" xmlns:cx3="http://schemas.microsoft.com/office/drawing/2016/5/9/chartex" xmlns:cx4="http://schemas.microsoft.com/office/drawing/2016/5/10/chartex" xmlns:cx5="http://schemas.microsoft.com/office/drawing/2016/5/11/chartex" xmlns:cx6="http://schemas.microsoft.com/office/drawing/2016/5/12/chartex" xmlns:cx7="http://schemas.microsoft.com/office/drawing/2016/5/13/chartex" xmlns:cx8="http://schemas.microsoft.com/office/drawing/2016/5/14/chartex" xmlns:mc="http://schemas.openxmlformats.org/markup-compatibility/2006" xmlns:aink="http://schemas.microsoft.com/office/drawing/2016/ink" xmlns:am3d="http://schemas.microsoft.com/office/drawing/2017/model3d" xmlns:o="urn:schemas-microsoft-com:office:office" xmlns:oel="http://schemas.microsoft.com/office/2019/extlst" xmlns:r="http://schemas.openxmlformats.org/officeDocument/2006/relationships" xmlns:m="http://schemas.openxmlformats.org/officeDocument/2006/math" xmlns:v="urn:schemas-microsoft-com:vml" xmlns:wp14="http://schemas.microsoft.com/office/word/2010/wordprocessingDrawing" xmlns:wp="http://schemas.openxmlformats.org/drawingml/2006/wordprocessingDrawing" xmlns:w10="urn:schemas-microsoft-com:office:word" xmlns:w="http://schemas.openxmlformats.org/wordprocessingml/2006/main" xmlns:w14="http://schemas.microsoft.com/office/word/2010/wordml" xmlns:w15="http://schemas.microsoft.com/office/word/2012/wordml" xmlns:w16cei="http://schemas.microsoft.com/office/word/2026/wordml/cei" xmlns:w16cex="http://schemas.microsoft.com/office/word/2018/wordml/cex" xmlns:w16cid="http://schemas.microsoft.com/office/word/2016/wordml/cid" xmlns:w16="http://schemas.microsoft.com/office/word/2018/wordml" xmlns:w16du="http://schemas.microsoft.com/office/word/2023/wordml/word16du" xmlns:w16sdtdh="http://schemas.microsoft.com/office/word/2020/wordml/sdtdatahash" xmlns:w16sdtfl="http://schemas.microsoft.com/office/word/2024/wordml/sdtformatlock" xmlns:w16se="http://schemas.microsoft.com/office/word/2015/wordml/symex" xmlns:wpg="http://schemas.microsoft.com/office/word/2010/wordprocessingGroup" xmlns:wpi="http://schemas.microsoft.com/office/word/2010/wordprocessingInk" xmlns:wne="http://schemas.microsoft.com/office/word/2006/wordml" xmlns:wps="http://schemas.microsoft.com/office/word/2010/wordprocessingShape" mc:Ignorable="w14 w15 w16se w16cid w16 w16cex w16sdtdh w16sdtfl w16du wp14">
+<w:numbering xmlns:wpc="http://schemas.microsoft.com/office/word/2010/wordprocessingCanvas" xmlns:cx="http://schemas.microsoft.com/office/drawing/2014/chartex" xmlns:cx1="http://schemas.microsoft.com/office/drawing/2015/9/8/chartex" xmlns:cx2="http://schemas.microsoft.com/office/drawing/2015/10/21/chartex" xmlns:cx3="http://schemas.microsoft.com/office/drawing/2016/5/9/chartex" xmlns:cx4="http://schemas.microsoft.com/office/drawing/2016/5/10/chartex" xmlns:cx5="http://schemas.microsoft.com/office/drawing/2016/5/11/chartex" xmlns:cx6="http://schemas.microsoft.com/office/drawing/2016/5/12/chartex" xmlns:cx7="http://schemas.microsoft.com/office/drawing/2016/5/13/chartex" xmlns:cx8="http://schemas.microsoft.com/office/drawing/2016/5/14/chartex" xmlns:mc="http://schemas.openxmlformats.org/markup-compatibility/2006" xmlns:aink="http://schemas.microsoft.com/office/drawing/2016/ink" xmlns:am3d="http://schemas.microsoft.com/office/drawing/2017/model3d" xmlns:o="urn:schemas-microsoft-com:office:office" xmlns:oel="http://schemas.microsoft.com/office/2019/extlst" xmlns:r="http://schemas.openxmlformats.org/officeDocument/2006/relationships" xmlns:m="http://schemas.openxmlformats.org/officeDocument/2006/math" xmlns:v="urn:schemas-microsoft-com:vml" xmlns:wp14="http://schemas.microsoft.com/office/word/2010/wordprocessingDrawing" xmlns:wp="http://schemas.openxmlformats.org/drawingml/2006/wordprocessingDrawing" xmlns:w10="urn:schemas-microsoft-com:office:word" xmlns:w="http://schemas.openxmlformats.org/wordprocessingml/2006/main" xmlns:w14="http://schemas.microsoft.com/office/word/2010/wordml" xmlns:w15="http://schemas.microsoft.com/office/word/2012/wordml" xmlns:w16cex="http://schemas.microsoft.com/office/word/2018/wordml/cex" xmlns:w16cid="http://schemas.microsoft.com/office/word/2016/wordml/cid" xmlns:w16="http://schemas.microsoft.com/office/word/2018/wordml" xmlns:w16du="http://schemas.microsoft.com/office/word/2023/wordml/word16du" xmlns:w16sdtdh="http://schemas.microsoft.com/office/word/2020/wordml/sdtdatahash" xmlns:w16sdtfl="http://schemas.microsoft.com/office/word/2024/wordml/sdtformatlock" xmlns:w16se="http://schemas.microsoft.com/office/word/2015/wordml/symex" xmlns:wpg="http://schemas.microsoft.com/office/word/2010/wordprocessingGroup" xmlns:wpi="http://schemas.microsoft.com/office/word/2010/wordprocessingInk" xmlns:wne="http://schemas.microsoft.com/office/word/2006/wordml" xmlns:wps="http://schemas.microsoft.com/office/word/2010/wordprocessingShape" mc:Ignorable="w14 w15 w16se w16cid w16 w16cex w16sdtdh w16sdtfl w16du wp14">
   <w:abstractNum w:abstractNumId="0" w15:restartNumberingAfterBreak="0">
     <w:nsid w:val="008E0394"/>
     <w:multiLevelType w:val="multilevel"/>
@@ -6227,6 +6747,95 @@
     </w:lvl>
   </w:abstractNum>
   <w:abstractNum w:abstractNumId="7" w15:restartNumberingAfterBreak="0">
+    <w:nsid w:val="0AFA403B"/>
+    <w:multiLevelType w:val="hybridMultilevel"/>
+    <w:tmpl w:val="12E09A8E"/>
+    <w:lvl w:ilvl="0" w:tplc="86DE830E">
+      <w:start w:val="1"/>
+      <w:numFmt w:val="decimal"/>
+      <w:lvlText w:val="%1."/>
+      <w:lvlJc w:val="left"/>
+      <w:pPr>
+        <w:ind w:left="1080" w:hanging="360"/>
+      </w:pPr>
+      <w:rPr>
+        <w:rFonts w:hint="default"/>
+      </w:rPr>
+    </w:lvl>
+    <w:lvl w:ilvl="1" w:tplc="40090019" w:tentative="1">
+      <w:start w:val="1"/>
+      <w:numFmt w:val="lowerLetter"/>
+      <w:lvlText w:val="%2."/>
+      <w:lvlJc w:val="left"/>
+      <w:pPr>
+        <w:ind w:left="1800" w:hanging="360"/>
+      </w:pPr>
+    </w:lvl>
+    <w:lvl w:ilvl="2" w:tplc="4009001B" w:tentative="1">
+      <w:start w:val="1"/>
+      <w:numFmt w:val="lowerRoman"/>
+      <w:lvlText w:val="%3."/>
+      <w:lvlJc w:val="right"/>
+      <w:pPr>
+        <w:ind w:left="2520" w:hanging="180"/>
+      </w:pPr>
+    </w:lvl>
+    <w:lvl w:ilvl="3" w:tplc="4009000F" w:tentative="1">
+      <w:start w:val="1"/>
+      <w:numFmt w:val="decimal"/>
+      <w:lvlText w:val="%4."/>
+      <w:lvlJc w:val="left"/>
+      <w:pPr>
+        <w:ind w:left="3240" w:hanging="360"/>
+      </w:pPr>
+    </w:lvl>
+    <w:lvl w:ilvl="4" w:tplc="40090019" w:tentative="1">
+      <w:start w:val="1"/>
+      <w:numFmt w:val="lowerLetter"/>
+      <w:lvlText w:val="%5."/>
+      <w:lvlJc w:val="left"/>
+      <w:pPr>
+        <w:ind w:left="3960" w:hanging="360"/>
+      </w:pPr>
+    </w:lvl>
+    <w:lvl w:ilvl="5" w:tplc="4009001B" w:tentative="1">
+      <w:start w:val="1"/>
+      <w:numFmt w:val="lowerRoman"/>
+      <w:lvlText w:val="%6."/>
+      <w:lvlJc w:val="right"/>
+      <w:pPr>
+        <w:ind w:left="4680" w:hanging="180"/>
+      </w:pPr>
+    </w:lvl>
+    <w:lvl w:ilvl="6" w:tplc="4009000F" w:tentative="1">
+      <w:start w:val="1"/>
+      <w:numFmt w:val="decimal"/>
+      <w:lvlText w:val="%7."/>
+      <w:lvlJc w:val="left"/>
+      <w:pPr>
+        <w:ind w:left="5400" w:hanging="360"/>
+      </w:pPr>
+    </w:lvl>
+    <w:lvl w:ilvl="7" w:tplc="40090019" w:tentative="1">
+      <w:start w:val="1"/>
+      <w:numFmt w:val="lowerLetter"/>
+      <w:lvlText w:val="%8."/>
+      <w:lvlJc w:val="left"/>
+      <w:pPr>
+        <w:ind w:left="6120" w:hanging="360"/>
+      </w:pPr>
+    </w:lvl>
+    <w:lvl w:ilvl="8" w:tplc="4009001B" w:tentative="1">
+      <w:start w:val="1"/>
+      <w:numFmt w:val="lowerRoman"/>
+      <w:lvlText w:val="%9."/>
+      <w:lvlJc w:val="right"/>
+      <w:pPr>
+        <w:ind w:left="6840" w:hanging="180"/>
+      </w:pPr>
+    </w:lvl>
+  </w:abstractNum>
+  <w:abstractNum w:abstractNumId="8" w15:restartNumberingAfterBreak="0">
     <w:nsid w:val="0AFF7CCC"/>
     <w:multiLevelType w:val="multilevel"/>
     <w:tmpl w:val="E0245132"/>
@@ -6375,7 +6984,7 @@
       </w:rPr>
     </w:lvl>
   </w:abstractNum>
-  <w:abstractNum w:abstractNumId="8" w15:restartNumberingAfterBreak="0">
+  <w:abstractNum w:abstractNumId="9" w15:restartNumberingAfterBreak="0">
     <w:nsid w:val="0D1D4403"/>
     <w:multiLevelType w:val="multilevel"/>
     <w:tmpl w:val="E6BA31EC"/>
@@ -6524,7 +7133,7 @@
       </w:rPr>
     </w:lvl>
   </w:abstractNum>
-  <w:abstractNum w:abstractNumId="9" w15:restartNumberingAfterBreak="0">
+  <w:abstractNum w:abstractNumId="10" w15:restartNumberingAfterBreak="0">
     <w:nsid w:val="0E614778"/>
     <w:multiLevelType w:val="multilevel"/>
     <w:tmpl w:val="F7DA0966"/>
@@ -6637,7 +7246,7 @@
       </w:pPr>
     </w:lvl>
   </w:abstractNum>
-  <w:abstractNum w:abstractNumId="10" w15:restartNumberingAfterBreak="0">
+  <w:abstractNum w:abstractNumId="11" w15:restartNumberingAfterBreak="0">
     <w:nsid w:val="11465672"/>
     <w:multiLevelType w:val="multilevel"/>
     <w:tmpl w:val="2FD8D782"/>
@@ -6786,7 +7395,7 @@
       </w:rPr>
     </w:lvl>
   </w:abstractNum>
-  <w:abstractNum w:abstractNumId="11" w15:restartNumberingAfterBreak="0">
+  <w:abstractNum w:abstractNumId="12" w15:restartNumberingAfterBreak="0">
     <w:nsid w:val="13F25221"/>
     <w:multiLevelType w:val="multilevel"/>
     <w:tmpl w:val="FB08020E"/>
@@ -6935,7 +7544,7 @@
       </w:rPr>
     </w:lvl>
   </w:abstractNum>
-  <w:abstractNum w:abstractNumId="12" w15:restartNumberingAfterBreak="0">
+  <w:abstractNum w:abstractNumId="13" w15:restartNumberingAfterBreak="0">
     <w:nsid w:val="153009A2"/>
     <w:multiLevelType w:val="multilevel"/>
     <w:tmpl w:val="9EF6BBE4"/>
@@ -7084,7 +7693,7 @@
       </w:rPr>
     </w:lvl>
   </w:abstractNum>
-  <w:abstractNum w:abstractNumId="13" w15:restartNumberingAfterBreak="0">
+  <w:abstractNum w:abstractNumId="14" w15:restartNumberingAfterBreak="0">
     <w:nsid w:val="155B0BB7"/>
     <w:multiLevelType w:val="multilevel"/>
     <w:tmpl w:val="4FE09E7A"/>
@@ -7233,7 +7842,7 @@
       </w:rPr>
     </w:lvl>
   </w:abstractNum>
-  <w:abstractNum w:abstractNumId="14" w15:restartNumberingAfterBreak="0">
+  <w:abstractNum w:abstractNumId="15" w15:restartNumberingAfterBreak="0">
     <w:nsid w:val="163813B9"/>
     <w:multiLevelType w:val="multilevel"/>
     <w:tmpl w:val="855A62E8"/>
@@ -7382,7 +7991,7 @@
       </w:rPr>
     </w:lvl>
   </w:abstractNum>
-  <w:abstractNum w:abstractNumId="15" w15:restartNumberingAfterBreak="0">
+  <w:abstractNum w:abstractNumId="16" w15:restartNumberingAfterBreak="0">
     <w:nsid w:val="17804E90"/>
     <w:multiLevelType w:val="multilevel"/>
     <w:tmpl w:val="4D6A60DA"/>
@@ -7531,7 +8140,7 @@
       </w:rPr>
     </w:lvl>
   </w:abstractNum>
-  <w:abstractNum w:abstractNumId="16" w15:restartNumberingAfterBreak="0">
+  <w:abstractNum w:abstractNumId="17" w15:restartNumberingAfterBreak="0">
     <w:nsid w:val="1D156B32"/>
     <w:multiLevelType w:val="multilevel"/>
     <w:tmpl w:val="504496CE"/>
@@ -7680,7 +8289,7 @@
       </w:rPr>
     </w:lvl>
   </w:abstractNum>
-  <w:abstractNum w:abstractNumId="17" w15:restartNumberingAfterBreak="0">
+  <w:abstractNum w:abstractNumId="18" w15:restartNumberingAfterBreak="0">
     <w:nsid w:val="1D4A6780"/>
     <w:multiLevelType w:val="multilevel"/>
     <w:tmpl w:val="B3BE36DE"/>
@@ -7829,7 +8438,7 @@
       </w:rPr>
     </w:lvl>
   </w:abstractNum>
-  <w:abstractNum w:abstractNumId="18" w15:restartNumberingAfterBreak="0">
+  <w:abstractNum w:abstractNumId="19" w15:restartNumberingAfterBreak="0">
     <w:nsid w:val="1F744C5E"/>
     <w:multiLevelType w:val="multilevel"/>
     <w:tmpl w:val="133E9EA0"/>
@@ -7942,7 +8551,7 @@
       </w:pPr>
     </w:lvl>
   </w:abstractNum>
-  <w:abstractNum w:abstractNumId="19" w15:restartNumberingAfterBreak="0">
+  <w:abstractNum w:abstractNumId="20" w15:restartNumberingAfterBreak="0">
     <w:nsid w:val="20656F43"/>
     <w:multiLevelType w:val="multilevel"/>
     <w:tmpl w:val="50227B84"/>
@@ -8091,7 +8700,7 @@
       </w:rPr>
     </w:lvl>
   </w:abstractNum>
-  <w:abstractNum w:abstractNumId="20" w15:restartNumberingAfterBreak="0">
+  <w:abstractNum w:abstractNumId="21" w15:restartNumberingAfterBreak="0">
     <w:nsid w:val="22153C49"/>
     <w:multiLevelType w:val="multilevel"/>
     <w:tmpl w:val="F3548418"/>
@@ -8240,7 +8849,7 @@
       </w:rPr>
     </w:lvl>
   </w:abstractNum>
-  <w:abstractNum w:abstractNumId="21" w15:restartNumberingAfterBreak="0">
+  <w:abstractNum w:abstractNumId="22" w15:restartNumberingAfterBreak="0">
     <w:nsid w:val="226945E3"/>
     <w:multiLevelType w:val="multilevel"/>
     <w:tmpl w:val="CF6E6DC6"/>
@@ -8389,7 +8998,7 @@
       </w:rPr>
     </w:lvl>
   </w:abstractNum>
-  <w:abstractNum w:abstractNumId="22" w15:restartNumberingAfterBreak="0">
+  <w:abstractNum w:abstractNumId="23" w15:restartNumberingAfterBreak="0">
     <w:nsid w:val="23C458CE"/>
     <w:multiLevelType w:val="multilevel"/>
     <w:tmpl w:val="517EE052"/>
@@ -8538,7 +9147,7 @@
       </w:rPr>
     </w:lvl>
   </w:abstractNum>
-  <w:abstractNum w:abstractNumId="23" w15:restartNumberingAfterBreak="0">
+  <w:abstractNum w:abstractNumId="24" w15:restartNumberingAfterBreak="0">
     <w:nsid w:val="245C07DD"/>
     <w:multiLevelType w:val="multilevel"/>
     <w:tmpl w:val="C49C0B70"/>
@@ -8687,7 +9296,7 @@
       </w:rPr>
     </w:lvl>
   </w:abstractNum>
-  <w:abstractNum w:abstractNumId="24" w15:restartNumberingAfterBreak="0">
+  <w:abstractNum w:abstractNumId="25" w15:restartNumberingAfterBreak="0">
     <w:nsid w:val="252955F2"/>
     <w:multiLevelType w:val="multilevel"/>
     <w:tmpl w:val="E28EF8D8"/>
@@ -8836,7 +9445,7 @@
       </w:rPr>
     </w:lvl>
   </w:abstractNum>
-  <w:abstractNum w:abstractNumId="25" w15:restartNumberingAfterBreak="0">
+  <w:abstractNum w:abstractNumId="26" w15:restartNumberingAfterBreak="0">
     <w:nsid w:val="25706D8E"/>
     <w:multiLevelType w:val="multilevel"/>
     <w:tmpl w:val="80EC452C"/>
@@ -8985,7 +9594,7 @@
       </w:rPr>
     </w:lvl>
   </w:abstractNum>
-  <w:abstractNum w:abstractNumId="26" w15:restartNumberingAfterBreak="0">
+  <w:abstractNum w:abstractNumId="27" w15:restartNumberingAfterBreak="0">
     <w:nsid w:val="28E7622D"/>
     <w:multiLevelType w:val="multilevel"/>
     <w:tmpl w:val="3FF2AD46"/>
@@ -9134,7 +9743,7 @@
       </w:rPr>
     </w:lvl>
   </w:abstractNum>
-  <w:abstractNum w:abstractNumId="27" w15:restartNumberingAfterBreak="0">
+  <w:abstractNum w:abstractNumId="28" w15:restartNumberingAfterBreak="0">
     <w:nsid w:val="2A8D1B73"/>
     <w:multiLevelType w:val="multilevel"/>
     <w:tmpl w:val="6C183E88"/>
@@ -9283,7 +9892,7 @@
       </w:rPr>
     </w:lvl>
   </w:abstractNum>
-  <w:abstractNum w:abstractNumId="28" w15:restartNumberingAfterBreak="0">
+  <w:abstractNum w:abstractNumId="29" w15:restartNumberingAfterBreak="0">
     <w:nsid w:val="2B3D0B96"/>
     <w:multiLevelType w:val="multilevel"/>
     <w:tmpl w:val="1786C14E"/>
@@ -9428,7 +10037,7 @@
       </w:rPr>
     </w:lvl>
   </w:abstractNum>
-  <w:abstractNum w:abstractNumId="29" w15:restartNumberingAfterBreak="0">
+  <w:abstractNum w:abstractNumId="30" w15:restartNumberingAfterBreak="0">
     <w:nsid w:val="2BC00DA4"/>
     <w:multiLevelType w:val="multilevel"/>
     <w:tmpl w:val="F9527878"/>
@@ -9577,7 +10186,7 @@
       </w:rPr>
     </w:lvl>
   </w:abstractNum>
-  <w:abstractNum w:abstractNumId="30" w15:restartNumberingAfterBreak="0">
+  <w:abstractNum w:abstractNumId="31" w15:restartNumberingAfterBreak="0">
     <w:nsid w:val="346D0249"/>
     <w:multiLevelType w:val="multilevel"/>
     <w:tmpl w:val="A25ABF9C"/>
@@ -9726,7 +10335,7 @@
       </w:rPr>
     </w:lvl>
   </w:abstractNum>
-  <w:abstractNum w:abstractNumId="31" w15:restartNumberingAfterBreak="0">
+  <w:abstractNum w:abstractNumId="32" w15:restartNumberingAfterBreak="0">
     <w:nsid w:val="35664530"/>
     <w:multiLevelType w:val="multilevel"/>
     <w:tmpl w:val="EE4EB17C"/>
@@ -9875,7 +10484,7 @@
       </w:rPr>
     </w:lvl>
   </w:abstractNum>
-  <w:abstractNum w:abstractNumId="32" w15:restartNumberingAfterBreak="0">
+  <w:abstractNum w:abstractNumId="33" w15:restartNumberingAfterBreak="0">
     <w:nsid w:val="373A6520"/>
     <w:multiLevelType w:val="multilevel"/>
     <w:tmpl w:val="793C8566"/>
@@ -10024,7 +10633,7 @@
       </w:rPr>
     </w:lvl>
   </w:abstractNum>
-  <w:abstractNum w:abstractNumId="33" w15:restartNumberingAfterBreak="0">
+  <w:abstractNum w:abstractNumId="34" w15:restartNumberingAfterBreak="0">
     <w:nsid w:val="37C25F2E"/>
     <w:multiLevelType w:val="multilevel"/>
     <w:tmpl w:val="4F40AAD6"/>
@@ -10137,7 +10746,156 @@
       </w:pPr>
     </w:lvl>
   </w:abstractNum>
-  <w:abstractNum w:abstractNumId="34" w15:restartNumberingAfterBreak="0">
+  <w:abstractNum w:abstractNumId="35" w15:restartNumberingAfterBreak="0">
+    <w:nsid w:val="3B434A4E"/>
+    <w:multiLevelType w:val="multilevel"/>
+    <w:tmpl w:val="9A16CA7C"/>
+    <w:lvl w:ilvl="0">
+      <w:start w:val="1"/>
+      <w:numFmt w:val="bullet"/>
+      <w:lvlText w:val=""/>
+      <w:lvlJc w:val="left"/>
+      <w:pPr>
+        <w:tabs>
+          <w:tab w:val="num" w:pos="720"/>
+        </w:tabs>
+        <w:ind w:left="720" w:hanging="360"/>
+      </w:pPr>
+      <w:rPr>
+        <w:rFonts w:ascii="Symbol" w:hAnsi="Symbol" w:hint="default"/>
+        <w:sz w:val="20"/>
+      </w:rPr>
+    </w:lvl>
+    <w:lvl w:ilvl="1" w:tentative="1">
+      <w:start w:val="1"/>
+      <w:numFmt w:val="bullet"/>
+      <w:lvlText w:val="o"/>
+      <w:lvlJc w:val="left"/>
+      <w:pPr>
+        <w:tabs>
+          <w:tab w:val="num" w:pos="1440"/>
+        </w:tabs>
+        <w:ind w:left="1440" w:hanging="360"/>
+      </w:pPr>
+      <w:rPr>
+        <w:rFonts w:ascii="Courier New" w:hAnsi="Courier New" w:hint="default"/>
+        <w:sz w:val="20"/>
+      </w:rPr>
+    </w:lvl>
+    <w:lvl w:ilvl="2" w:tentative="1">
+      <w:start w:val="1"/>
+      <w:numFmt w:val="bullet"/>
+      <w:lvlText w:val=""/>
+      <w:lvlJc w:val="left"/>
+      <w:pPr>
+        <w:tabs>
+          <w:tab w:val="num" w:pos="2160"/>
+        </w:tabs>
+        <w:ind w:left="2160" w:hanging="360"/>
+      </w:pPr>
+      <w:rPr>
+        <w:rFonts w:ascii="Wingdings" w:hAnsi="Wingdings" w:hint="default"/>
+        <w:sz w:val="20"/>
+      </w:rPr>
+    </w:lvl>
+    <w:lvl w:ilvl="3" w:tentative="1">
+      <w:start w:val="1"/>
+      <w:numFmt w:val="bullet"/>
+      <w:lvlText w:val=""/>
+      <w:lvlJc w:val="left"/>
+      <w:pPr>
+        <w:tabs>
+          <w:tab w:val="num" w:pos="2880"/>
+        </w:tabs>
+        <w:ind w:left="2880" w:hanging="360"/>
+      </w:pPr>
+      <w:rPr>
+        <w:rFonts w:ascii="Wingdings" w:hAnsi="Wingdings" w:hint="default"/>
+        <w:sz w:val="20"/>
+      </w:rPr>
+    </w:lvl>
+    <w:lvl w:ilvl="4" w:tentative="1">
+      <w:start w:val="1"/>
+      <w:numFmt w:val="bullet"/>
+      <w:lvlText w:val=""/>
+      <w:lvlJc w:val="left"/>
+      <w:pPr>
+        <w:tabs>
+          <w:tab w:val="num" w:pos="3600"/>
+        </w:tabs>
+        <w:ind w:left="3600" w:hanging="360"/>
+      </w:pPr>
+      <w:rPr>
+        <w:rFonts w:ascii="Wingdings" w:hAnsi="Wingdings" w:hint="default"/>
+        <w:sz w:val="20"/>
+      </w:rPr>
+    </w:lvl>
+    <w:lvl w:ilvl="5" w:tentative="1">
+      <w:start w:val="1"/>
+      <w:numFmt w:val="bullet"/>
+      <w:lvlText w:val=""/>
+      <w:lvlJc w:val="left"/>
+      <w:pPr>
+        <w:tabs>
+          <w:tab w:val="num" w:pos="4320"/>
+        </w:tabs>
+        <w:ind w:left="4320" w:hanging="360"/>
+      </w:pPr>
+      <w:rPr>
+        <w:rFonts w:ascii="Wingdings" w:hAnsi="Wingdings" w:hint="default"/>
+        <w:sz w:val="20"/>
+      </w:rPr>
+    </w:lvl>
+    <w:lvl w:ilvl="6" w:tentative="1">
+      <w:start w:val="1"/>
+      <w:numFmt w:val="bullet"/>
+      <w:lvlText w:val=""/>
+      <w:lvlJc w:val="left"/>
+      <w:pPr>
+        <w:tabs>
+          <w:tab w:val="num" w:pos="5040"/>
+        </w:tabs>
+        <w:ind w:left="5040" w:hanging="360"/>
+      </w:pPr>
+      <w:rPr>
+        <w:rFonts w:ascii="Wingdings" w:hAnsi="Wingdings" w:hint="default"/>
+        <w:sz w:val="20"/>
+      </w:rPr>
+    </w:lvl>
+    <w:lvl w:ilvl="7" w:tentative="1">
+      <w:start w:val="1"/>
+      <w:numFmt w:val="bullet"/>
+      <w:lvlText w:val=""/>
+      <w:lvlJc w:val="left"/>
+      <w:pPr>
+        <w:tabs>
+          <w:tab w:val="num" w:pos="5760"/>
+        </w:tabs>
+        <w:ind w:left="5760" w:hanging="360"/>
+      </w:pPr>
+      <w:rPr>
+        <w:rFonts w:ascii="Wingdings" w:hAnsi="Wingdings" w:hint="default"/>
+        <w:sz w:val="20"/>
+      </w:rPr>
+    </w:lvl>
+    <w:lvl w:ilvl="8" w:tentative="1">
+      <w:start w:val="1"/>
+      <w:numFmt w:val="bullet"/>
+      <w:lvlText w:val=""/>
+      <w:lvlJc w:val="left"/>
+      <w:pPr>
+        <w:tabs>
+          <w:tab w:val="num" w:pos="6480"/>
+        </w:tabs>
+        <w:ind w:left="6480" w:hanging="360"/>
+      </w:pPr>
+      <w:rPr>
+        <w:rFonts w:ascii="Wingdings" w:hAnsi="Wingdings" w:hint="default"/>
+        <w:sz w:val="20"/>
+      </w:rPr>
+    </w:lvl>
+  </w:abstractNum>
+  <w:abstractNum w:abstractNumId="36" w15:restartNumberingAfterBreak="0">
     <w:nsid w:val="3C0F4878"/>
     <w:multiLevelType w:val="multilevel"/>
     <w:tmpl w:val="C1E88F5C"/>
@@ -10286,7 +11044,7 @@
       </w:rPr>
     </w:lvl>
   </w:abstractNum>
-  <w:abstractNum w:abstractNumId="35" w15:restartNumberingAfterBreak="0">
+  <w:abstractNum w:abstractNumId="37" w15:restartNumberingAfterBreak="0">
     <w:nsid w:val="3E5929E0"/>
     <w:multiLevelType w:val="multilevel"/>
     <w:tmpl w:val="65C810FE"/>
@@ -10435,7 +11193,7 @@
       </w:rPr>
     </w:lvl>
   </w:abstractNum>
-  <w:abstractNum w:abstractNumId="36" w15:restartNumberingAfterBreak="0">
+  <w:abstractNum w:abstractNumId="38" w15:restartNumberingAfterBreak="0">
     <w:nsid w:val="40E964B8"/>
     <w:multiLevelType w:val="multilevel"/>
     <w:tmpl w:val="48CAC672"/>
@@ -10584,7 +11342,7 @@
       </w:rPr>
     </w:lvl>
   </w:abstractNum>
-  <w:abstractNum w:abstractNumId="37" w15:restartNumberingAfterBreak="0">
+  <w:abstractNum w:abstractNumId="39" w15:restartNumberingAfterBreak="0">
     <w:nsid w:val="437B76CA"/>
     <w:multiLevelType w:val="multilevel"/>
     <w:tmpl w:val="D76268CE"/>
@@ -10733,7 +11491,7 @@
       </w:rPr>
     </w:lvl>
   </w:abstractNum>
-  <w:abstractNum w:abstractNumId="38" w15:restartNumberingAfterBreak="0">
+  <w:abstractNum w:abstractNumId="40" w15:restartNumberingAfterBreak="0">
     <w:nsid w:val="48117C72"/>
     <w:multiLevelType w:val="multilevel"/>
     <w:tmpl w:val="D24C5EE4"/>
@@ -10882,7 +11640,7 @@
       </w:rPr>
     </w:lvl>
   </w:abstractNum>
-  <w:abstractNum w:abstractNumId="39" w15:restartNumberingAfterBreak="0">
+  <w:abstractNum w:abstractNumId="41" w15:restartNumberingAfterBreak="0">
     <w:nsid w:val="49DA71B5"/>
     <w:multiLevelType w:val="multilevel"/>
     <w:tmpl w:val="120218B0"/>
@@ -11031,7 +11789,7 @@
       </w:rPr>
     </w:lvl>
   </w:abstractNum>
-  <w:abstractNum w:abstractNumId="40" w15:restartNumberingAfterBreak="0">
+  <w:abstractNum w:abstractNumId="42" w15:restartNumberingAfterBreak="0">
     <w:nsid w:val="4B1F15D5"/>
     <w:multiLevelType w:val="multilevel"/>
     <w:tmpl w:val="71122DA8"/>
@@ -11180,7 +11938,7 @@
       </w:rPr>
     </w:lvl>
   </w:abstractNum>
-  <w:abstractNum w:abstractNumId="41" w15:restartNumberingAfterBreak="0">
+  <w:abstractNum w:abstractNumId="43" w15:restartNumberingAfterBreak="0">
     <w:nsid w:val="4B694D58"/>
     <w:multiLevelType w:val="multilevel"/>
     <w:tmpl w:val="C298EFA8"/>
@@ -11329,7 +12087,7 @@
       </w:rPr>
     </w:lvl>
   </w:abstractNum>
-  <w:abstractNum w:abstractNumId="42" w15:restartNumberingAfterBreak="0">
+  <w:abstractNum w:abstractNumId="44" w15:restartNumberingAfterBreak="0">
     <w:nsid w:val="4C9D6046"/>
     <w:multiLevelType w:val="multilevel"/>
     <w:tmpl w:val="744AD0AE"/>
@@ -11478,7 +12236,7 @@
       </w:rPr>
     </w:lvl>
   </w:abstractNum>
-  <w:abstractNum w:abstractNumId="43" w15:restartNumberingAfterBreak="0">
+  <w:abstractNum w:abstractNumId="45" w15:restartNumberingAfterBreak="0">
     <w:nsid w:val="4E026E1D"/>
     <w:multiLevelType w:val="multilevel"/>
     <w:tmpl w:val="5EC8852E"/>
@@ -11627,7 +12385,7 @@
       </w:rPr>
     </w:lvl>
   </w:abstractNum>
-  <w:abstractNum w:abstractNumId="44" w15:restartNumberingAfterBreak="0">
+  <w:abstractNum w:abstractNumId="46" w15:restartNumberingAfterBreak="0">
     <w:nsid w:val="4FE7290B"/>
     <w:multiLevelType w:val="multilevel"/>
     <w:tmpl w:val="906E3CA8"/>
@@ -11776,7 +12534,7 @@
       </w:rPr>
     </w:lvl>
   </w:abstractNum>
-  <w:abstractNum w:abstractNumId="45" w15:restartNumberingAfterBreak="0">
+  <w:abstractNum w:abstractNumId="47" w15:restartNumberingAfterBreak="0">
     <w:nsid w:val="577B40B9"/>
     <w:multiLevelType w:val="multilevel"/>
     <w:tmpl w:val="8FECFC38"/>
@@ -11925,7 +12683,7 @@
       </w:rPr>
     </w:lvl>
   </w:abstractNum>
-  <w:abstractNum w:abstractNumId="46" w15:restartNumberingAfterBreak="0">
+  <w:abstractNum w:abstractNumId="48" w15:restartNumberingAfterBreak="0">
     <w:nsid w:val="57B6372A"/>
     <w:multiLevelType w:val="multilevel"/>
     <w:tmpl w:val="2B0242FC"/>
@@ -12074,7 +12832,7 @@
       </w:rPr>
     </w:lvl>
   </w:abstractNum>
-  <w:abstractNum w:abstractNumId="47" w15:restartNumberingAfterBreak="0">
+  <w:abstractNum w:abstractNumId="49" w15:restartNumberingAfterBreak="0">
     <w:nsid w:val="5BDC4888"/>
     <w:multiLevelType w:val="multilevel"/>
     <w:tmpl w:val="7B68AED4"/>
@@ -12223,7 +12981,7 @@
       </w:rPr>
     </w:lvl>
   </w:abstractNum>
-  <w:abstractNum w:abstractNumId="48" w15:restartNumberingAfterBreak="0">
+  <w:abstractNum w:abstractNumId="50" w15:restartNumberingAfterBreak="0">
     <w:nsid w:val="5C6A2074"/>
     <w:multiLevelType w:val="multilevel"/>
     <w:tmpl w:val="84BA7552"/>
@@ -12372,7 +13130,7 @@
       </w:rPr>
     </w:lvl>
   </w:abstractNum>
-  <w:abstractNum w:abstractNumId="49" w15:restartNumberingAfterBreak="0">
+  <w:abstractNum w:abstractNumId="51" w15:restartNumberingAfterBreak="0">
     <w:nsid w:val="65AD78F5"/>
     <w:multiLevelType w:val="multilevel"/>
     <w:tmpl w:val="58D0A8B6"/>
@@ -12521,7 +13279,7 @@
       </w:rPr>
     </w:lvl>
   </w:abstractNum>
-  <w:abstractNum w:abstractNumId="50" w15:restartNumberingAfterBreak="0">
+  <w:abstractNum w:abstractNumId="52" w15:restartNumberingAfterBreak="0">
     <w:nsid w:val="6657553A"/>
     <w:multiLevelType w:val="multilevel"/>
     <w:tmpl w:val="D5DA873C"/>
@@ -12670,7 +13428,7 @@
       </w:rPr>
     </w:lvl>
   </w:abstractNum>
-  <w:abstractNum w:abstractNumId="51" w15:restartNumberingAfterBreak="0">
+  <w:abstractNum w:abstractNumId="53" w15:restartNumberingAfterBreak="0">
     <w:nsid w:val="69413517"/>
     <w:multiLevelType w:val="multilevel"/>
     <w:tmpl w:val="054A26D0"/>
@@ -12819,7 +13577,7 @@
       </w:rPr>
     </w:lvl>
   </w:abstractNum>
-  <w:abstractNum w:abstractNumId="52" w15:restartNumberingAfterBreak="0">
+  <w:abstractNum w:abstractNumId="54" w15:restartNumberingAfterBreak="0">
     <w:nsid w:val="6B555A22"/>
     <w:multiLevelType w:val="multilevel"/>
     <w:tmpl w:val="27BCBBA4"/>
@@ -12968,7 +13726,7 @@
       </w:rPr>
     </w:lvl>
   </w:abstractNum>
-  <w:abstractNum w:abstractNumId="53" w15:restartNumberingAfterBreak="0">
+  <w:abstractNum w:abstractNumId="55" w15:restartNumberingAfterBreak="0">
     <w:nsid w:val="6B7C49CF"/>
     <w:multiLevelType w:val="multilevel"/>
     <w:tmpl w:val="7B4206F6"/>
@@ -13117,7 +13875,7 @@
       </w:rPr>
     </w:lvl>
   </w:abstractNum>
-  <w:abstractNum w:abstractNumId="54" w15:restartNumberingAfterBreak="0">
+  <w:abstractNum w:abstractNumId="56" w15:restartNumberingAfterBreak="0">
     <w:nsid w:val="71BE62DD"/>
     <w:multiLevelType w:val="multilevel"/>
     <w:tmpl w:val="093A3098"/>
@@ -13266,7 +14024,7 @@
       </w:rPr>
     </w:lvl>
   </w:abstractNum>
-  <w:abstractNum w:abstractNumId="55" w15:restartNumberingAfterBreak="0">
+  <w:abstractNum w:abstractNumId="57" w15:restartNumberingAfterBreak="0">
     <w:nsid w:val="78047668"/>
     <w:multiLevelType w:val="multilevel"/>
     <w:tmpl w:val="8BA24E6A"/>
@@ -13415,7 +14173,7 @@
       </w:rPr>
     </w:lvl>
   </w:abstractNum>
-  <w:abstractNum w:abstractNumId="56" w15:restartNumberingAfterBreak="0">
+  <w:abstractNum w:abstractNumId="58" w15:restartNumberingAfterBreak="0">
     <w:nsid w:val="78577708"/>
     <w:multiLevelType w:val="multilevel"/>
     <w:tmpl w:val="714868D6"/>
@@ -13564,7 +14322,7 @@
       </w:rPr>
     </w:lvl>
   </w:abstractNum>
-  <w:abstractNum w:abstractNumId="57" w15:restartNumberingAfterBreak="0">
+  <w:abstractNum w:abstractNumId="59" w15:restartNumberingAfterBreak="0">
     <w:nsid w:val="78FB7970"/>
     <w:multiLevelType w:val="multilevel"/>
     <w:tmpl w:val="10B2D32C"/>
@@ -13713,7 +14471,7 @@
       </w:rPr>
     </w:lvl>
   </w:abstractNum>
-  <w:abstractNum w:abstractNumId="58" w15:restartNumberingAfterBreak="0">
+  <w:abstractNum w:abstractNumId="60" w15:restartNumberingAfterBreak="0">
     <w:nsid w:val="79AD40B3"/>
     <w:multiLevelType w:val="multilevel"/>
     <w:tmpl w:val="9B5A557A"/>
@@ -13862,7 +14620,7 @@
       </w:rPr>
     </w:lvl>
   </w:abstractNum>
-  <w:abstractNum w:abstractNumId="59" w15:restartNumberingAfterBreak="0">
+  <w:abstractNum w:abstractNumId="61" w15:restartNumberingAfterBreak="0">
     <w:nsid w:val="7D6D1F2F"/>
     <w:multiLevelType w:val="multilevel"/>
     <w:tmpl w:val="E5B01278"/>
@@ -14011,7 +14769,156 @@
       </w:rPr>
     </w:lvl>
   </w:abstractNum>
-  <w:abstractNum w:abstractNumId="60" w15:restartNumberingAfterBreak="0">
+  <w:abstractNum w:abstractNumId="62" w15:restartNumberingAfterBreak="0">
+    <w:nsid w:val="7EC93D71"/>
+    <w:multiLevelType w:val="multilevel"/>
+    <w:tmpl w:val="9A78595E"/>
+    <w:lvl w:ilvl="0">
+      <w:start w:val="1"/>
+      <w:numFmt w:val="bullet"/>
+      <w:lvlText w:val=""/>
+      <w:lvlJc w:val="left"/>
+      <w:pPr>
+        <w:tabs>
+          <w:tab w:val="num" w:pos="720"/>
+        </w:tabs>
+        <w:ind w:left="720" w:hanging="360"/>
+      </w:pPr>
+      <w:rPr>
+        <w:rFonts w:ascii="Symbol" w:hAnsi="Symbol" w:hint="default"/>
+        <w:sz w:val="20"/>
+      </w:rPr>
+    </w:lvl>
+    <w:lvl w:ilvl="1" w:tentative="1">
+      <w:start w:val="1"/>
+      <w:numFmt w:val="bullet"/>
+      <w:lvlText w:val="o"/>
+      <w:lvlJc w:val="left"/>
+      <w:pPr>
+        <w:tabs>
+          <w:tab w:val="num" w:pos="1440"/>
+        </w:tabs>
+        <w:ind w:left="1440" w:hanging="360"/>
+      </w:pPr>
+      <w:rPr>
+        <w:rFonts w:ascii="Courier New" w:hAnsi="Courier New" w:hint="default"/>
+        <w:sz w:val="20"/>
+      </w:rPr>
+    </w:lvl>
+    <w:lvl w:ilvl="2" w:tentative="1">
+      <w:start w:val="1"/>
+      <w:numFmt w:val="bullet"/>
+      <w:lvlText w:val=""/>
+      <w:lvlJc w:val="left"/>
+      <w:pPr>
+        <w:tabs>
+          <w:tab w:val="num" w:pos="2160"/>
+        </w:tabs>
+        <w:ind w:left="2160" w:hanging="360"/>
+      </w:pPr>
+      <w:rPr>
+        <w:rFonts w:ascii="Wingdings" w:hAnsi="Wingdings" w:hint="default"/>
+        <w:sz w:val="20"/>
+      </w:rPr>
+    </w:lvl>
+    <w:lvl w:ilvl="3" w:tentative="1">
+      <w:start w:val="1"/>
+      <w:numFmt w:val="bullet"/>
+      <w:lvlText w:val=""/>
+      <w:lvlJc w:val="left"/>
+      <w:pPr>
+        <w:tabs>
+          <w:tab w:val="num" w:pos="2880"/>
+        </w:tabs>
+        <w:ind w:left="2880" w:hanging="360"/>
+      </w:pPr>
+      <w:rPr>
+        <w:rFonts w:ascii="Wingdings" w:hAnsi="Wingdings" w:hint="default"/>
+        <w:sz w:val="20"/>
+      </w:rPr>
+    </w:lvl>
+    <w:lvl w:ilvl="4" w:tentative="1">
+      <w:start w:val="1"/>
+      <w:numFmt w:val="bullet"/>
+      <w:lvlText w:val=""/>
+      <w:lvlJc w:val="left"/>
+      <w:pPr>
+        <w:tabs>
+          <w:tab w:val="num" w:pos="3600"/>
+        </w:tabs>
+        <w:ind w:left="3600" w:hanging="360"/>
+      </w:pPr>
+      <w:rPr>
+        <w:rFonts w:ascii="Wingdings" w:hAnsi="Wingdings" w:hint="default"/>
+        <w:sz w:val="20"/>
+      </w:rPr>
+    </w:lvl>
+    <w:lvl w:ilvl="5" w:tentative="1">
+      <w:start w:val="1"/>
+      <w:numFmt w:val="bullet"/>
+      <w:lvlText w:val=""/>
+      <w:lvlJc w:val="left"/>
+      <w:pPr>
+        <w:tabs>
+          <w:tab w:val="num" w:pos="4320"/>
+        </w:tabs>
+        <w:ind w:left="4320" w:hanging="360"/>
+      </w:pPr>
+      <w:rPr>
+        <w:rFonts w:ascii="Wingdings" w:hAnsi="Wingdings" w:hint="default"/>
+        <w:sz w:val="20"/>
+      </w:rPr>
+    </w:lvl>
+    <w:lvl w:ilvl="6" w:tentative="1">
+      <w:start w:val="1"/>
+      <w:numFmt w:val="bullet"/>
+      <w:lvlText w:val=""/>
+      <w:lvlJc w:val="left"/>
+      <w:pPr>
+        <w:tabs>
+          <w:tab w:val="num" w:pos="5040"/>
+        </w:tabs>
+        <w:ind w:left="5040" w:hanging="360"/>
+      </w:pPr>
+      <w:rPr>
+        <w:rFonts w:ascii="Wingdings" w:hAnsi="Wingdings" w:hint="default"/>
+        <w:sz w:val="20"/>
+      </w:rPr>
+    </w:lvl>
+    <w:lvl w:ilvl="7" w:tentative="1">
+      <w:start w:val="1"/>
+      <w:numFmt w:val="bullet"/>
+      <w:lvlText w:val=""/>
+      <w:lvlJc w:val="left"/>
+      <w:pPr>
+        <w:tabs>
+          <w:tab w:val="num" w:pos="5760"/>
+        </w:tabs>
+        <w:ind w:left="5760" w:hanging="360"/>
+      </w:pPr>
+      <w:rPr>
+        <w:rFonts w:ascii="Wingdings" w:hAnsi="Wingdings" w:hint="default"/>
+        <w:sz w:val="20"/>
+      </w:rPr>
+    </w:lvl>
+    <w:lvl w:ilvl="8" w:tentative="1">
+      <w:start w:val="1"/>
+      <w:numFmt w:val="bullet"/>
+      <w:lvlText w:val=""/>
+      <w:lvlJc w:val="left"/>
+      <w:pPr>
+        <w:tabs>
+          <w:tab w:val="num" w:pos="6480"/>
+        </w:tabs>
+        <w:ind w:left="6480" w:hanging="360"/>
+      </w:pPr>
+      <w:rPr>
+        <w:rFonts w:ascii="Wingdings" w:hAnsi="Wingdings" w:hint="default"/>
+        <w:sz w:val="20"/>
+      </w:rPr>
+    </w:lvl>
+  </w:abstractNum>
+  <w:abstractNum w:abstractNumId="63" w15:restartNumberingAfterBreak="0">
     <w:nsid w:val="7F095CE0"/>
     <w:multiLevelType w:val="multilevel"/>
     <w:tmpl w:val="74E2A270"/>
@@ -14160,7 +15067,7 @@
       </w:rPr>
     </w:lvl>
   </w:abstractNum>
-  <w:abstractNum w:abstractNumId="61" w15:restartNumberingAfterBreak="0">
+  <w:abstractNum w:abstractNumId="64" w15:restartNumberingAfterBreak="0">
     <w:nsid w:val="7FBE02C0"/>
     <w:multiLevelType w:val="multilevel"/>
     <w:tmpl w:val="5CF20DF8"/>
@@ -14310,28 +15217,28 @@
     </w:lvl>
   </w:abstractNum>
   <w:num w:numId="1" w16cid:durableId="1053695399">
-    <w:abstractNumId w:val="53"/>
+    <w:abstractNumId w:val="55"/>
   </w:num>
   <w:num w:numId="2" w16cid:durableId="981886256">
-    <w:abstractNumId w:val="39"/>
+    <w:abstractNumId w:val="41"/>
   </w:num>
   <w:num w:numId="3" w16cid:durableId="407964281">
-    <w:abstractNumId w:val="22"/>
+    <w:abstractNumId w:val="23"/>
   </w:num>
   <w:num w:numId="4" w16cid:durableId="2078235451">
-    <w:abstractNumId w:val="57"/>
+    <w:abstractNumId w:val="59"/>
   </w:num>
   <w:num w:numId="5" w16cid:durableId="405496475">
-    <w:abstractNumId w:val="17"/>
+    <w:abstractNumId w:val="18"/>
   </w:num>
   <w:num w:numId="6" w16cid:durableId="1622418756">
-    <w:abstractNumId w:val="12"/>
+    <w:abstractNumId w:val="13"/>
   </w:num>
   <w:num w:numId="7" w16cid:durableId="922840110">
-    <w:abstractNumId w:val="50"/>
+    <w:abstractNumId w:val="52"/>
   </w:num>
   <w:num w:numId="8" w16cid:durableId="1825202856">
-    <w:abstractNumId w:val="59"/>
+    <w:abstractNumId w:val="61"/>
   </w:num>
   <w:num w:numId="9" w16cid:durableId="1793092635">
     <w:abstractNumId w:val="5"/>
@@ -14340,160 +15247,169 @@
     <w:abstractNumId w:val="4"/>
   </w:num>
   <w:num w:numId="11" w16cid:durableId="561525945">
-    <w:abstractNumId w:val="10"/>
+    <w:abstractNumId w:val="11"/>
   </w:num>
   <w:num w:numId="12" w16cid:durableId="1174030647">
-    <w:abstractNumId w:val="45"/>
+    <w:abstractNumId w:val="47"/>
   </w:num>
   <w:num w:numId="13" w16cid:durableId="108209707">
-    <w:abstractNumId w:val="11"/>
+    <w:abstractNumId w:val="12"/>
   </w:num>
   <w:num w:numId="14" w16cid:durableId="1344895660">
-    <w:abstractNumId w:val="55"/>
+    <w:abstractNumId w:val="57"/>
   </w:num>
   <w:num w:numId="15" w16cid:durableId="1562016385">
-    <w:abstractNumId w:val="49"/>
+    <w:abstractNumId w:val="51"/>
   </w:num>
   <w:num w:numId="16" w16cid:durableId="914363806">
-    <w:abstractNumId w:val="7"/>
+    <w:abstractNumId w:val="8"/>
   </w:num>
   <w:num w:numId="17" w16cid:durableId="1593003017">
     <w:abstractNumId w:val="3"/>
   </w:num>
   <w:num w:numId="18" w16cid:durableId="707602921">
-    <w:abstractNumId w:val="42"/>
+    <w:abstractNumId w:val="44"/>
   </w:num>
   <w:num w:numId="19" w16cid:durableId="2006088778">
-    <w:abstractNumId w:val="14"/>
+    <w:abstractNumId w:val="15"/>
   </w:num>
   <w:num w:numId="20" w16cid:durableId="944265739">
     <w:abstractNumId w:val="0"/>
   </w:num>
   <w:num w:numId="21" w16cid:durableId="1939095837">
-    <w:abstractNumId w:val="18"/>
+    <w:abstractNumId w:val="19"/>
   </w:num>
   <w:num w:numId="22" w16cid:durableId="615529373">
-    <w:abstractNumId w:val="30"/>
+    <w:abstractNumId w:val="31"/>
   </w:num>
   <w:num w:numId="23" w16cid:durableId="519439989">
-    <w:abstractNumId w:val="37"/>
+    <w:abstractNumId w:val="39"/>
   </w:num>
   <w:num w:numId="24" w16cid:durableId="767502606">
-    <w:abstractNumId w:val="33"/>
+    <w:abstractNumId w:val="34"/>
   </w:num>
   <w:num w:numId="25" w16cid:durableId="134877094">
-    <w:abstractNumId w:val="40"/>
+    <w:abstractNumId w:val="42"/>
   </w:num>
   <w:num w:numId="26" w16cid:durableId="4485467">
+    <w:abstractNumId w:val="10"/>
+  </w:num>
+  <w:num w:numId="27" w16cid:durableId="665865957">
+    <w:abstractNumId w:val="58"/>
+  </w:num>
+  <w:num w:numId="28" w16cid:durableId="598561784">
+    <w:abstractNumId w:val="64"/>
+  </w:num>
+  <w:num w:numId="29" w16cid:durableId="1469276435">
     <w:abstractNumId w:val="9"/>
   </w:num>
-  <w:num w:numId="27" w16cid:durableId="665865957">
-    <w:abstractNumId w:val="56"/>
-  </w:num>
-  <w:num w:numId="28" w16cid:durableId="598561784">
-    <w:abstractNumId w:val="61"/>
-  </w:num>
-  <w:num w:numId="29" w16cid:durableId="1469276435">
-    <w:abstractNumId w:val="8"/>
-  </w:num>
   <w:num w:numId="30" w16cid:durableId="406344046">
-    <w:abstractNumId w:val="48"/>
+    <w:abstractNumId w:val="50"/>
   </w:num>
   <w:num w:numId="31" w16cid:durableId="30888368">
-    <w:abstractNumId w:val="20"/>
+    <w:abstractNumId w:val="21"/>
   </w:num>
   <w:num w:numId="32" w16cid:durableId="1351951930">
     <w:abstractNumId w:val="6"/>
   </w:num>
   <w:num w:numId="33" w16cid:durableId="707996346">
-    <w:abstractNumId w:val="31"/>
+    <w:abstractNumId w:val="32"/>
   </w:num>
   <w:num w:numId="34" w16cid:durableId="1465001729">
-    <w:abstractNumId w:val="41"/>
+    <w:abstractNumId w:val="43"/>
   </w:num>
   <w:num w:numId="35" w16cid:durableId="348718984">
-    <w:abstractNumId w:val="15"/>
+    <w:abstractNumId w:val="16"/>
   </w:num>
   <w:num w:numId="36" w16cid:durableId="1915386025">
-    <w:abstractNumId w:val="21"/>
+    <w:abstractNumId w:val="22"/>
   </w:num>
   <w:num w:numId="37" w16cid:durableId="366874732">
-    <w:abstractNumId w:val="35"/>
+    <w:abstractNumId w:val="37"/>
   </w:num>
   <w:num w:numId="38" w16cid:durableId="1974090886">
-    <w:abstractNumId w:val="19"/>
+    <w:abstractNumId w:val="20"/>
   </w:num>
   <w:num w:numId="39" w16cid:durableId="169105769">
-    <w:abstractNumId w:val="25"/>
+    <w:abstractNumId w:val="26"/>
   </w:num>
   <w:num w:numId="40" w16cid:durableId="1352533605">
-    <w:abstractNumId w:val="47"/>
+    <w:abstractNumId w:val="49"/>
   </w:num>
   <w:num w:numId="41" w16cid:durableId="43260933">
     <w:abstractNumId w:val="2"/>
   </w:num>
   <w:num w:numId="42" w16cid:durableId="885944964">
-    <w:abstractNumId w:val="27"/>
+    <w:abstractNumId w:val="28"/>
   </w:num>
   <w:num w:numId="43" w16cid:durableId="1828011199">
     <w:abstractNumId w:val="1"/>
   </w:num>
   <w:num w:numId="44" w16cid:durableId="1645308652">
-    <w:abstractNumId w:val="26"/>
+    <w:abstractNumId w:val="27"/>
   </w:num>
   <w:num w:numId="45" w16cid:durableId="1583367123">
+    <w:abstractNumId w:val="38"/>
+  </w:num>
+  <w:num w:numId="46" w16cid:durableId="321663696">
+    <w:abstractNumId w:val="25"/>
+  </w:num>
+  <w:num w:numId="47" w16cid:durableId="1704938666">
+    <w:abstractNumId w:val="17"/>
+  </w:num>
+  <w:num w:numId="48" w16cid:durableId="595402559">
+    <w:abstractNumId w:val="53"/>
+  </w:num>
+  <w:num w:numId="49" w16cid:durableId="1613590853">
+    <w:abstractNumId w:val="56"/>
+  </w:num>
+  <w:num w:numId="50" w16cid:durableId="590968389">
+    <w:abstractNumId w:val="24"/>
+  </w:num>
+  <w:num w:numId="51" w16cid:durableId="1221483106">
+    <w:abstractNumId w:val="60"/>
+  </w:num>
+  <w:num w:numId="52" w16cid:durableId="2096392237">
+    <w:abstractNumId w:val="33"/>
+  </w:num>
+  <w:num w:numId="53" w16cid:durableId="886837764">
+    <w:abstractNumId w:val="46"/>
+  </w:num>
+  <w:num w:numId="54" w16cid:durableId="615529587">
+    <w:abstractNumId w:val="48"/>
+  </w:num>
+  <w:num w:numId="55" w16cid:durableId="1409689042">
+    <w:abstractNumId w:val="40"/>
+  </w:num>
+  <w:num w:numId="56" w16cid:durableId="39474311">
+    <w:abstractNumId w:val="30"/>
+  </w:num>
+  <w:num w:numId="57" w16cid:durableId="551230234">
+    <w:abstractNumId w:val="14"/>
+  </w:num>
+  <w:num w:numId="58" w16cid:durableId="114951150">
+    <w:abstractNumId w:val="54"/>
+  </w:num>
+  <w:num w:numId="59" w16cid:durableId="157500264">
+    <w:abstractNumId w:val="63"/>
+  </w:num>
+  <w:num w:numId="60" w16cid:durableId="2088764544">
+    <w:abstractNumId w:val="29"/>
+  </w:num>
+  <w:num w:numId="61" w16cid:durableId="1379009697">
+    <w:abstractNumId w:val="45"/>
+  </w:num>
+  <w:num w:numId="62" w16cid:durableId="448161347">
     <w:abstractNumId w:val="36"/>
   </w:num>
-  <w:num w:numId="46" w16cid:durableId="321663696">
-    <w:abstractNumId w:val="24"/>
+  <w:num w:numId="63" w16cid:durableId="2018576809">
+    <w:abstractNumId w:val="7"/>
   </w:num>
-  <w:num w:numId="47" w16cid:durableId="1704938666">
-    <w:abstractNumId w:val="16"/>
+  <w:num w:numId="64" w16cid:durableId="1314020931">
+    <w:abstractNumId w:val="35"/>
   </w:num>
-  <w:num w:numId="48" w16cid:durableId="595402559">
-    <w:abstractNumId w:val="51"/>
-  </w:num>
-  <w:num w:numId="49" w16cid:durableId="1613590853">
-    <w:abstractNumId w:val="54"/>
-  </w:num>
-  <w:num w:numId="50" w16cid:durableId="590968389">
-    <w:abstractNumId w:val="23"/>
-  </w:num>
-  <w:num w:numId="51" w16cid:durableId="1221483106">
-    <w:abstractNumId w:val="58"/>
-  </w:num>
-  <w:num w:numId="52" w16cid:durableId="2096392237">
-    <w:abstractNumId w:val="32"/>
-  </w:num>
-  <w:num w:numId="53" w16cid:durableId="886837764">
-    <w:abstractNumId w:val="44"/>
-  </w:num>
-  <w:num w:numId="54" w16cid:durableId="615529587">
-    <w:abstractNumId w:val="46"/>
-  </w:num>
-  <w:num w:numId="55" w16cid:durableId="1409689042">
-    <w:abstractNumId w:val="38"/>
-  </w:num>
-  <w:num w:numId="56" w16cid:durableId="39474311">
-    <w:abstractNumId w:val="29"/>
-  </w:num>
-  <w:num w:numId="57" w16cid:durableId="551230234">
-    <w:abstractNumId w:val="13"/>
-  </w:num>
-  <w:num w:numId="58" w16cid:durableId="114951150">
-    <w:abstractNumId w:val="52"/>
-  </w:num>
-  <w:num w:numId="59" w16cid:durableId="157500264">
-    <w:abstractNumId w:val="60"/>
-  </w:num>
-  <w:num w:numId="60" w16cid:durableId="2088764544">
-    <w:abstractNumId w:val="28"/>
-  </w:num>
-  <w:num w:numId="61" w16cid:durableId="1379009697">
-    <w:abstractNumId w:val="43"/>
-  </w:num>
-  <w:num w:numId="62" w16cid:durableId="448161347">
-    <w:abstractNumId w:val="34"/>
+  <w:num w:numId="65" w16cid:durableId="1994064246">
+    <w:abstractNumId w:val="62"/>
   </w:num>
   <w:numIdMacAtCleanup w:val="62"/>
 </w:numbering>
